--- a/Month2/ML/ML  notes.docx
+++ b/Month2/ML/ML  notes.docx
@@ -2221,8 +2221,4300 @@
     </w:p>
     <w:p>
       <w:pPr>
-        <w:ind w:left="1800"/>
-      </w:pPr>
+        <w:pStyle w:val="ListParagraph"/>
+      </w:pPr>
+    </w:p>
+    <w:p>
+      <w:pPr>
+        <w:pStyle w:val="ListParagraph"/>
+        <w:ind w:left="0"/>
+      </w:pPr>
+      <w:r>
+        <w:t>### Introduction to machine learning data</w:t>
+      </w:r>
+    </w:p>
+    <w:p>
+      <w:pPr>
+        <w:pStyle w:val="ListParagraph"/>
+        <w:ind w:left="0"/>
+      </w:pPr>
+      <w:r>
+        <w:t>“Better data usually beats a better algorithm”</w:t>
+      </w:r>
+    </w:p>
+    <w:p>
+      <w:pPr>
+        <w:pStyle w:val="ListParagraph"/>
+        <w:numPr>
+          <w:ilvl w:val="0"/>
+          <w:numId w:val="1"/>
+        </w:numPr>
+      </w:pPr>
+      <w:r>
+        <w:t>Dataset is a collection of observations</w:t>
+      </w:r>
+    </w:p>
+    <w:p>
+      <w:pPr>
+        <w:pStyle w:val="ListParagraph"/>
+        <w:numPr>
+          <w:ilvl w:val="0"/>
+          <w:numId w:val="1"/>
+        </w:numPr>
+      </w:pPr>
+      <w:r>
+        <w:t>Each observation describes one object</w:t>
+      </w:r>
+    </w:p>
+    <w:p>
+      <w:pPr>
+        <w:pStyle w:val="ListParagraph"/>
+        <w:numPr>
+          <w:ilvl w:val="0"/>
+          <w:numId w:val="1"/>
+        </w:numPr>
+      </w:pPr>
+      <w:r>
+        <w:t>Each row represents one sample</w:t>
+      </w:r>
+    </w:p>
+    <w:p>
+      <w:pPr>
+        <w:pStyle w:val="ListParagraph"/>
+        <w:numPr>
+          <w:ilvl w:val="0"/>
+          <w:numId w:val="1"/>
+        </w:numPr>
+      </w:pPr>
+      <w:r>
+        <w:t>Each column represents one characteristic of the car</w:t>
+      </w:r>
+    </w:p>
+    <w:p>
+      <w:pPr>
+        <w:pStyle w:val="ListParagraph"/>
+        <w:numPr>
+          <w:ilvl w:val="0"/>
+          <w:numId w:val="1"/>
+        </w:numPr>
+      </w:pPr>
+      <w:r>
+        <w:t>Structured data is organized into rows and columns</w:t>
+      </w:r>
+    </w:p>
+    <w:p>
+      <w:pPr>
+        <w:rPr>
+          <w:sz w:val="50"/>
+          <w:szCs w:val="50"/>
+        </w:rPr>
+      </w:pPr>
+      <w:r>
+        <w:rPr>
+          <w:sz w:val="50"/>
+          <w:szCs w:val="50"/>
+        </w:rPr>
+        <w:t>Pandas</w:t>
+      </w:r>
+    </w:p>
+    <w:p>
+      <w:r>
+        <w:t>Import pandas as pd</w:t>
+      </w:r>
+    </w:p>
+    <w:p>
+      <w:r>
+        <w:t>### Reading a CSV file</w:t>
+      </w:r>
+    </w:p>
+    <w:p>
+      <w:proofErr w:type="spellStart"/>
+      <w:r>
+        <w:t>Df</w:t>
+      </w:r>
+      <w:proofErr w:type="spellEnd"/>
+      <w:r>
+        <w:t xml:space="preserve"> = </w:t>
+      </w:r>
+      <w:proofErr w:type="spellStart"/>
+      <w:proofErr w:type="gramStart"/>
+      <w:r>
+        <w:t>pd.read</w:t>
+      </w:r>
+      <w:proofErr w:type="gramEnd"/>
+      <w:r>
+        <w:t>_csv</w:t>
+      </w:r>
+      <w:proofErr w:type="spellEnd"/>
+      <w:r>
+        <w:t>(“URL”)</w:t>
+      </w:r>
+    </w:p>
+    <w:p>
+      <w:pPr>
+        <w:pStyle w:val="ListParagraph"/>
+        <w:numPr>
+          <w:ilvl w:val="0"/>
+          <w:numId w:val="1"/>
+        </w:numPr>
+      </w:pPr>
+      <w:r>
+        <w:t xml:space="preserve">Data frame o= a </w:t>
+      </w:r>
+      <w:proofErr w:type="gramStart"/>
+      <w:r>
+        <w:t>2 dimensional</w:t>
+      </w:r>
+      <w:proofErr w:type="gramEnd"/>
+      <w:r>
+        <w:t xml:space="preserve"> table</w:t>
+      </w:r>
+    </w:p>
+    <w:p>
+      <w:pPr>
+        <w:pStyle w:val="ListParagraph"/>
+        <w:numPr>
+          <w:ilvl w:val="0"/>
+          <w:numId w:val="1"/>
+        </w:numPr>
+      </w:pPr>
+      <w:r>
+        <w:t>Inspecting the data set</w:t>
+      </w:r>
+    </w:p>
+    <w:p>
+      <w:pPr>
+        <w:pStyle w:val="ListParagraph"/>
+        <w:numPr>
+          <w:ilvl w:val="1"/>
+          <w:numId w:val="1"/>
+        </w:numPr>
+      </w:pPr>
+      <w:proofErr w:type="gramStart"/>
+      <w:r>
+        <w:t>Head(</w:t>
+      </w:r>
+      <w:proofErr w:type="gramEnd"/>
+      <w:r>
+        <w:t>) = Display first few rows</w:t>
+      </w:r>
+    </w:p>
+    <w:p>
+      <w:pPr>
+        <w:pStyle w:val="ListParagraph"/>
+        <w:numPr>
+          <w:ilvl w:val="1"/>
+          <w:numId w:val="1"/>
+        </w:numPr>
+      </w:pPr>
+      <w:proofErr w:type="gramStart"/>
+      <w:r>
+        <w:t>Info(</w:t>
+      </w:r>
+      <w:proofErr w:type="gramEnd"/>
+      <w:r>
+        <w:t>) = Displays structural information</w:t>
+      </w:r>
+    </w:p>
+    <w:p>
+      <w:pPr>
+        <w:pStyle w:val="ListParagraph"/>
+        <w:numPr>
+          <w:ilvl w:val="1"/>
+          <w:numId w:val="1"/>
+        </w:numPr>
+      </w:pPr>
+      <w:proofErr w:type="gramStart"/>
+      <w:r>
+        <w:t>Describe(</w:t>
+      </w:r>
+      <w:proofErr w:type="gramEnd"/>
+      <w:r>
+        <w:t>) = Displays descriptive statistics for numerical columns</w:t>
+      </w:r>
+    </w:p>
+    <w:p>
+      <w:pPr>
+        <w:pStyle w:val="ListParagraph"/>
+        <w:numPr>
+          <w:ilvl w:val="0"/>
+          <w:numId w:val="1"/>
+        </w:numPr>
+      </w:pPr>
+      <w:r>
+        <w:t xml:space="preserve">Load Data </w:t>
+      </w:r>
+      <w:r>
+        <w:sym w:font="Wingdings" w:char="F0E0"/>
+      </w:r>
+      <w:r>
+        <w:t xml:space="preserve"> Inspect Data </w:t>
+      </w:r>
+      <w:r>
+        <w:sym w:font="Wingdings" w:char="F0E0"/>
+      </w:r>
+      <w:r>
+        <w:t xml:space="preserve"> Understand Columns </w:t>
+      </w:r>
+      <w:r>
+        <w:sym w:font="Wingdings" w:char="F0E0"/>
+      </w:r>
+      <w:r>
+        <w:t xml:space="preserve"> Explore Statistics </w:t>
+      </w:r>
+      <w:r>
+        <w:sym w:font="Wingdings" w:char="F0E0"/>
+      </w:r>
+      <w:r>
+        <w:t xml:space="preserve"> Visualize Data </w:t>
+      </w:r>
+      <w:r>
+        <w:sym w:font="Wingdings" w:char="F0E0"/>
+      </w:r>
+      <w:r>
+        <w:t xml:space="preserve"> Build Machine Learning models</w:t>
+      </w:r>
+    </w:p>
+    <w:p>
+      <w:pPr>
+        <w:pStyle w:val="ListParagraph"/>
+      </w:pPr>
+    </w:p>
+    <w:p>
+      <w:r>
+        <w:t>### Random Variables and Data Types</w:t>
+      </w:r>
+    </w:p>
+    <w:p>
+      <w:pPr>
+        <w:pStyle w:val="ListParagraph"/>
+        <w:numPr>
+          <w:ilvl w:val="0"/>
+          <w:numId w:val="1"/>
+        </w:numPr>
+      </w:pPr>
+      <w:r>
+        <w:t>Random variable = a variable whose value depends on the outcome of a random process</w:t>
+      </w:r>
+    </w:p>
+    <w:p>
+      <w:pPr>
+        <w:pStyle w:val="ListParagraph"/>
+      </w:pPr>
+      <w:r>
+        <w:lastRenderedPageBreak/>
+        <w:t>“A random variable is a quantity that can take different values for different observations”</w:t>
+      </w:r>
+    </w:p>
+    <w:p>
+      <w:pPr>
+        <w:pStyle w:val="ListParagraph"/>
+        <w:numPr>
+          <w:ilvl w:val="0"/>
+          <w:numId w:val="1"/>
+        </w:numPr>
+      </w:pPr>
+      <w:r>
+        <w:t>They are called random because the values are uncertain until the observation is made, these variables are called random variables</w:t>
+      </w:r>
+    </w:p>
+    <w:p>
+      <w:pPr>
+        <w:pStyle w:val="ListParagraph"/>
+        <w:numPr>
+          <w:ilvl w:val="0"/>
+          <w:numId w:val="1"/>
+        </w:numPr>
+      </w:pPr>
+      <w:r>
+        <w:t>Machine Learning datasets are collections of random variables</w:t>
+      </w:r>
+    </w:p>
+    <w:p>
+      <w:pPr>
+        <w:pStyle w:val="ListParagraph"/>
+        <w:numPr>
+          <w:ilvl w:val="0"/>
+          <w:numId w:val="1"/>
+        </w:numPr>
+      </w:pPr>
+      <w:r>
+        <w:t>Each column is a variable</w:t>
+      </w:r>
+    </w:p>
+    <w:p>
+      <w:pPr>
+        <w:pStyle w:val="ListParagraph"/>
+        <w:numPr>
+          <w:ilvl w:val="0"/>
+          <w:numId w:val="1"/>
+        </w:numPr>
+      </w:pPr>
+      <w:r>
+        <w:t>Each row is one observation</w:t>
+      </w:r>
+    </w:p>
+    <w:p>
+      <w:pPr>
+        <w:pStyle w:val="ListParagraph"/>
+      </w:pPr>
+    </w:p>
+    <w:p>
+      <w:pPr>
+        <w:pStyle w:val="ListParagraph"/>
+      </w:pPr>
+    </w:p>
+    <w:p>
+      <w:pPr>
+        <w:pStyle w:val="ListParagraph"/>
+        <w:ind w:left="0"/>
+      </w:pPr>
+      <w:r>
+        <w:t xml:space="preserve">### Types of Variables </w:t>
+      </w:r>
+    </w:p>
+    <w:p>
+      <w:pPr>
+        <w:pStyle w:val="ListParagraph"/>
+        <w:numPr>
+          <w:ilvl w:val="0"/>
+          <w:numId w:val="6"/>
+        </w:numPr>
+      </w:pPr>
+      <w:r>
+        <w:t>Continuous Variables</w:t>
+      </w:r>
+    </w:p>
+    <w:p>
+      <w:pPr>
+        <w:pStyle w:val="ListParagraph"/>
+        <w:numPr>
+          <w:ilvl w:val="1"/>
+          <w:numId w:val="1"/>
+        </w:numPr>
+      </w:pPr>
+      <w:r>
+        <w:t>Can take any value within a range</w:t>
+      </w:r>
+    </w:p>
+    <w:p>
+      <w:pPr>
+        <w:pStyle w:val="ListParagraph"/>
+        <w:numPr>
+          <w:ilvl w:val="0"/>
+          <w:numId w:val="6"/>
+        </w:numPr>
+      </w:pPr>
+      <w:r>
+        <w:t xml:space="preserve">Discrete Variables </w:t>
+      </w:r>
+    </w:p>
+    <w:p>
+      <w:pPr>
+        <w:pStyle w:val="ListParagraph"/>
+        <w:numPr>
+          <w:ilvl w:val="1"/>
+          <w:numId w:val="1"/>
+        </w:numPr>
+      </w:pPr>
+      <w:r>
+        <w:t>Can only take countable values</w:t>
+      </w:r>
+    </w:p>
+    <w:p>
+      <w:pPr>
+        <w:pStyle w:val="ListParagraph"/>
+        <w:numPr>
+          <w:ilvl w:val="0"/>
+          <w:numId w:val="6"/>
+        </w:numPr>
+      </w:pPr>
+      <w:r>
+        <w:t xml:space="preserve">Categorical Variables </w:t>
+      </w:r>
+    </w:p>
+    <w:p>
+      <w:pPr>
+        <w:pStyle w:val="ListParagraph"/>
+        <w:numPr>
+          <w:ilvl w:val="1"/>
+          <w:numId w:val="1"/>
+        </w:numPr>
+      </w:pPr>
+      <w:r>
+        <w:t>Represents groups or categories instead of numbers.</w:t>
+      </w:r>
+    </w:p>
+    <w:p>
+      <w:pPr>
+        <w:pStyle w:val="ListParagraph"/>
+        <w:numPr>
+          <w:ilvl w:val="1"/>
+          <w:numId w:val="1"/>
+        </w:numPr>
+      </w:pPr>
+      <w:r>
+        <w:t>Values are labels rather than measurements</w:t>
+      </w:r>
+    </w:p>
+    <w:p>
+      <w:pPr>
+        <w:pStyle w:val="ListParagraph"/>
+        <w:ind w:left="1440"/>
+      </w:pPr>
+    </w:p>
+    <w:p>
+      <w:pPr>
+        <w:pStyle w:val="ListParagraph"/>
+        <w:numPr>
+          <w:ilvl w:val="0"/>
+          <w:numId w:val="1"/>
+        </w:numPr>
+      </w:pPr>
+      <w:r>
+        <w:t>Why does variable type matter?</w:t>
+      </w:r>
+    </w:p>
+    <w:p>
+      <w:pPr>
+        <w:pStyle w:val="ListParagraph"/>
+        <w:numPr>
+          <w:ilvl w:val="1"/>
+          <w:numId w:val="1"/>
+        </w:numPr>
+      </w:pPr>
+      <w:r>
+        <w:t>Machine Learning algorithms treat different variable types differently</w:t>
+      </w:r>
+    </w:p>
+    <w:p>
+      <w:pPr>
+        <w:pStyle w:val="ListParagraph"/>
+        <w:numPr>
+          <w:ilvl w:val="2"/>
+          <w:numId w:val="1"/>
+        </w:numPr>
+      </w:pPr>
+      <w:r>
+        <w:t>Histogram for continuous</w:t>
+      </w:r>
+    </w:p>
+    <w:p>
+      <w:pPr>
+        <w:pStyle w:val="ListParagraph"/>
+        <w:numPr>
+          <w:ilvl w:val="2"/>
+          <w:numId w:val="1"/>
+        </w:numPr>
+      </w:pPr>
+      <w:r>
+        <w:t>Bar chart for categorical</w:t>
+      </w:r>
+    </w:p>
+    <w:p>
+      <w:pPr>
+        <w:pStyle w:val="ListParagraph"/>
+        <w:numPr>
+          <w:ilvl w:val="2"/>
+          <w:numId w:val="1"/>
+        </w:numPr>
+      </w:pPr>
+      <w:r>
+        <w:t>Mean and variance are calculated for numerical variables</w:t>
+      </w:r>
+    </w:p>
+    <w:p>
+      <w:pPr>
+        <w:pStyle w:val="ListParagraph"/>
+        <w:numPr>
+          <w:ilvl w:val="2"/>
+          <w:numId w:val="1"/>
+        </w:numPr>
+      </w:pPr>
+      <w:r>
+        <w:t>Some algorithms require categorical variables to be converted into numbers before training</w:t>
+      </w:r>
+    </w:p>
+    <w:p/>
+    <w:p>
+      <w:r>
+        <w:t>### What is a data distribution</w:t>
+      </w:r>
+    </w:p>
+    <w:p>
+      <w:pPr>
+        <w:pStyle w:val="ListParagraph"/>
+        <w:numPr>
+          <w:ilvl w:val="0"/>
+          <w:numId w:val="1"/>
+        </w:numPr>
+      </w:pPr>
+      <w:r>
+        <w:t>Describes how the values of a variable are spread</w:t>
+      </w:r>
+    </w:p>
+    <w:p>
+      <w:pPr>
+        <w:pStyle w:val="ListParagraph"/>
+        <w:numPr>
+          <w:ilvl w:val="0"/>
+          <w:numId w:val="7"/>
+        </w:numPr>
+      </w:pPr>
+      <w:r>
+        <w:t>Histogram = A graph used to visualize the distribution of continuous numerical variables</w:t>
+      </w:r>
+    </w:p>
+    <w:p>
+      <w:pPr>
+        <w:pStyle w:val="ListParagraph"/>
+        <w:numPr>
+          <w:ilvl w:val="1"/>
+          <w:numId w:val="1"/>
+        </w:numPr>
+      </w:pPr>
+      <w:r>
+        <w:t xml:space="preserve">Import </w:t>
+      </w:r>
+      <w:proofErr w:type="spellStart"/>
+      <w:proofErr w:type="gramStart"/>
+      <w:r>
+        <w:t>matplotlib.pyplot</w:t>
+      </w:r>
+      <w:proofErr w:type="spellEnd"/>
+      <w:proofErr w:type="gramEnd"/>
+      <w:r>
+        <w:t xml:space="preserve"> as </w:t>
+      </w:r>
+      <w:proofErr w:type="spellStart"/>
+      <w:r>
+        <w:t>plt</w:t>
+      </w:r>
+      <w:proofErr w:type="spellEnd"/>
+    </w:p>
+    <w:p>
+      <w:pPr>
+        <w:pStyle w:val="ListParagraph"/>
+        <w:numPr>
+          <w:ilvl w:val="1"/>
+          <w:numId w:val="1"/>
+        </w:numPr>
+      </w:pPr>
+      <w:proofErr w:type="spellStart"/>
+      <w:r>
+        <w:t>Plt</w:t>
+      </w:r>
+      <w:proofErr w:type="spellEnd"/>
+      <w:r>
+        <w:t xml:space="preserve"> hist(</w:t>
+      </w:r>
+      <w:proofErr w:type="spellStart"/>
+      <w:r>
+        <w:t>df</w:t>
+      </w:r>
+      <w:proofErr w:type="spellEnd"/>
+      <w:r>
+        <w:t>[“</w:t>
+      </w:r>
+      <w:proofErr w:type="spellStart"/>
+      <w:r>
+        <w:t>AskPrice</w:t>
+      </w:r>
+      <w:proofErr w:type="spellEnd"/>
+      <w:r>
+        <w:t>”], bins = 20)</w:t>
+      </w:r>
+    </w:p>
+    <w:p>
+      <w:pPr>
+        <w:pStyle w:val="ListParagraph"/>
+        <w:numPr>
+          <w:ilvl w:val="1"/>
+          <w:numId w:val="1"/>
+        </w:numPr>
+      </w:pPr>
+      <w:proofErr w:type="spellStart"/>
+      <w:r>
+        <w:t>Plt.xlabel</w:t>
+      </w:r>
+      <w:proofErr w:type="spellEnd"/>
+      <w:r>
+        <w:t>(“</w:t>
+      </w:r>
+      <w:proofErr w:type="spellStart"/>
+      <w:r>
+        <w:t>AskPrice</w:t>
+      </w:r>
+      <w:proofErr w:type="spellEnd"/>
+      <w:r>
+        <w:t>”)</w:t>
+      </w:r>
+    </w:p>
+    <w:p>
+      <w:pPr>
+        <w:pStyle w:val="ListParagraph"/>
+        <w:numPr>
+          <w:ilvl w:val="1"/>
+          <w:numId w:val="1"/>
+        </w:numPr>
+      </w:pPr>
+      <w:proofErr w:type="spellStart"/>
+      <w:r>
+        <w:t>Pltylabel</w:t>
+      </w:r>
+      <w:proofErr w:type="spellEnd"/>
+      <w:r>
+        <w:t>(“Frequency”)</w:t>
+      </w:r>
+    </w:p>
+    <w:p>
+      <w:pPr>
+        <w:pStyle w:val="ListParagraph"/>
+        <w:numPr>
+          <w:ilvl w:val="1"/>
+          <w:numId w:val="1"/>
+        </w:numPr>
+      </w:pPr>
+      <w:proofErr w:type="spellStart"/>
+      <w:r>
+        <w:t>Plt.title</w:t>
+      </w:r>
+      <w:proofErr w:type="spellEnd"/>
+      <w:r>
+        <w:t>(“Distribution of Car Prices”)</w:t>
+      </w:r>
+    </w:p>
+    <w:p>
+      <w:pPr>
+        <w:pStyle w:val="ListParagraph"/>
+        <w:numPr>
+          <w:ilvl w:val="1"/>
+          <w:numId w:val="1"/>
+        </w:numPr>
+      </w:pPr>
+      <w:proofErr w:type="spellStart"/>
+      <w:r>
+        <w:t>Plt.show</w:t>
+      </w:r>
+      <w:proofErr w:type="spellEnd"/>
+      <w:r>
+        <w:t>()</w:t>
+      </w:r>
+    </w:p>
+    <w:p>
+      <w:pPr>
+        <w:pStyle w:val="ListParagraph"/>
+        <w:numPr>
+          <w:ilvl w:val="0"/>
+          <w:numId w:val="7"/>
+        </w:numPr>
+      </w:pPr>
+      <w:r>
+        <w:lastRenderedPageBreak/>
+        <w:t>Bar chart = used for categorial variables</w:t>
+      </w:r>
+    </w:p>
+    <w:p>
+      <w:pPr>
+        <w:pStyle w:val="ListParagraph"/>
+        <w:numPr>
+          <w:ilvl w:val="1"/>
+          <w:numId w:val="1"/>
+        </w:numPr>
+      </w:pPr>
+      <w:r>
+        <w:t>Each category is independent</w:t>
+      </w:r>
+    </w:p>
+    <w:p>
+      <w:pPr>
+        <w:pStyle w:val="ListParagraph"/>
+        <w:numPr>
+          <w:ilvl w:val="1"/>
+          <w:numId w:val="1"/>
+        </w:numPr>
+      </w:pPr>
+      <w:r>
+        <w:t>Bars are separated by spaces</w:t>
+      </w:r>
+    </w:p>
+    <w:p>
+      <w:pPr>
+        <w:pStyle w:val="ListParagraph"/>
+        <w:numPr>
+          <w:ilvl w:val="2"/>
+          <w:numId w:val="1"/>
+        </w:numPr>
+      </w:pPr>
+      <w:r>
+        <w:t xml:space="preserve">Import </w:t>
+      </w:r>
+      <w:proofErr w:type="spellStart"/>
+      <w:proofErr w:type="gramStart"/>
+      <w:r>
+        <w:t>matplotlib.pyplot</w:t>
+      </w:r>
+      <w:proofErr w:type="spellEnd"/>
+      <w:proofErr w:type="gramEnd"/>
+      <w:r>
+        <w:t xml:space="preserve"> as </w:t>
+      </w:r>
+      <w:proofErr w:type="spellStart"/>
+      <w:r>
+        <w:t>plt</w:t>
+      </w:r>
+      <w:proofErr w:type="spellEnd"/>
+    </w:p>
+    <w:p>
+      <w:pPr>
+        <w:pStyle w:val="ListParagraph"/>
+        <w:numPr>
+          <w:ilvl w:val="2"/>
+          <w:numId w:val="1"/>
+        </w:numPr>
+      </w:pPr>
+      <w:proofErr w:type="spellStart"/>
+      <w:proofErr w:type="gramStart"/>
+      <w:r>
+        <w:t>Df</w:t>
+      </w:r>
+      <w:proofErr w:type="spellEnd"/>
+      <w:r>
+        <w:t>[</w:t>
+      </w:r>
+      <w:proofErr w:type="spellStart"/>
+      <w:proofErr w:type="gramEnd"/>
+      <w:r>
+        <w:t>FuelType</w:t>
+      </w:r>
+      <w:proofErr w:type="spellEnd"/>
+      <w:r>
+        <w:t>”]</w:t>
+      </w:r>
+      <w:r>
+        <w:t>.</w:t>
+      </w:r>
+      <w:proofErr w:type="spellStart"/>
+      <w:r>
+        <w:t>value_</w:t>
+      </w:r>
+      <w:proofErr w:type="gramStart"/>
+      <w:r>
+        <w:t>counts.plot</w:t>
+      </w:r>
+      <w:proofErr w:type="spellEnd"/>
+      <w:proofErr w:type="gramEnd"/>
+      <w:r>
+        <w:t>(kind</w:t>
+      </w:r>
+      <w:proofErr w:type="gramStart"/>
+      <w:r>
+        <w:t>=”bar</w:t>
+      </w:r>
+      <w:proofErr w:type="gramEnd"/>
+      <w:r>
+        <w:t>”)</w:t>
+      </w:r>
+    </w:p>
+    <w:p>
+      <w:pPr>
+        <w:pStyle w:val="ListParagraph"/>
+        <w:numPr>
+          <w:ilvl w:val="2"/>
+          <w:numId w:val="1"/>
+        </w:numPr>
+      </w:pPr>
+      <w:proofErr w:type="spellStart"/>
+      <w:r>
+        <w:t>Plt.xlabel</w:t>
+      </w:r>
+      <w:proofErr w:type="spellEnd"/>
+      <w:r>
+        <w:t>(“label”)</w:t>
+      </w:r>
+    </w:p>
+    <w:p>
+      <w:pPr>
+        <w:pStyle w:val="ListParagraph"/>
+        <w:numPr>
+          <w:ilvl w:val="2"/>
+          <w:numId w:val="1"/>
+        </w:numPr>
+      </w:pPr>
+      <w:proofErr w:type="spellStart"/>
+      <w:r>
+        <w:t>Plt.ylabel</w:t>
+      </w:r>
+      <w:proofErr w:type="spellEnd"/>
+      <w:r>
+        <w:t>(“label”)</w:t>
+      </w:r>
+    </w:p>
+    <w:p>
+      <w:pPr>
+        <w:pStyle w:val="ListParagraph"/>
+        <w:numPr>
+          <w:ilvl w:val="2"/>
+          <w:numId w:val="1"/>
+        </w:numPr>
+      </w:pPr>
+      <w:proofErr w:type="spellStart"/>
+      <w:r>
+        <w:t>Plt.title</w:t>
+      </w:r>
+      <w:proofErr w:type="spellEnd"/>
+      <w:r>
+        <w:t>(“title”)</w:t>
+      </w:r>
+    </w:p>
+    <w:p>
+      <w:pPr>
+        <w:pStyle w:val="ListParagraph"/>
+        <w:numPr>
+          <w:ilvl w:val="2"/>
+          <w:numId w:val="1"/>
+        </w:numPr>
+      </w:pPr>
+      <w:proofErr w:type="spellStart"/>
+      <w:r>
+        <w:t>Plt.show</w:t>
+      </w:r>
+      <w:proofErr w:type="spellEnd"/>
+      <w:r>
+        <w:t>()</w:t>
+      </w:r>
+    </w:p>
+    <w:p/>
+    <w:p>
+      <w:r>
+        <w:t>Histogram | Numerical variables | values grouped into bins | Bars touch each other | shows distribution</w:t>
+      </w:r>
+    </w:p>
+    <w:p>
+      <w:r>
+        <w:t xml:space="preserve">Bar chart | Categorical variables | One bar per category | bars are separated | shows </w:t>
+      </w:r>
+      <w:proofErr w:type="gramStart"/>
+      <w:r>
+        <w:t>counts</w:t>
+      </w:r>
+      <w:proofErr w:type="gramEnd"/>
+      <w:r>
+        <w:t xml:space="preserve"> of categories</w:t>
+      </w:r>
+    </w:p>
+    <w:p/>
+    <w:p>
+      <w:r>
+        <w:t>### Common</w:t>
+      </w:r>
+      <w:r>
+        <w:t xml:space="preserve"> Types of distribution</w:t>
+      </w:r>
+    </w:p>
+    <w:p>
+      <w:pPr>
+        <w:pStyle w:val="ListParagraph"/>
+        <w:numPr>
+          <w:ilvl w:val="0"/>
+          <w:numId w:val="8"/>
+        </w:numPr>
+      </w:pPr>
+      <w:r>
+        <w:t>Normal Distribution = bell curve</w:t>
+      </w:r>
+    </w:p>
+    <w:p>
+      <w:pPr>
+        <w:pStyle w:val="ListParagraph"/>
+        <w:numPr>
+          <w:ilvl w:val="1"/>
+          <w:numId w:val="1"/>
+        </w:numPr>
+      </w:pPr>
+      <w:r>
+        <w:t>Symmetric</w:t>
+      </w:r>
+    </w:p>
+    <w:p>
+      <w:pPr>
+        <w:pStyle w:val="ListParagraph"/>
+        <w:numPr>
+          <w:ilvl w:val="1"/>
+          <w:numId w:val="1"/>
+        </w:numPr>
+      </w:pPr>
+      <w:r>
+        <w:t>One peak</w:t>
+      </w:r>
+    </w:p>
+    <w:p>
+      <w:pPr>
+        <w:pStyle w:val="ListParagraph"/>
+        <w:numPr>
+          <w:ilvl w:val="1"/>
+          <w:numId w:val="1"/>
+        </w:numPr>
+      </w:pPr>
+      <w:r>
+        <w:t>Mean≈ median ≈ mode</w:t>
+      </w:r>
+    </w:p>
+    <w:p>
+      <w:pPr>
+        <w:pStyle w:val="ListParagraph"/>
+        <w:numPr>
+          <w:ilvl w:val="1"/>
+          <w:numId w:val="1"/>
+        </w:numPr>
+      </w:pPr>
+      <w:r>
+        <w:t>Most observations lie near the center</w:t>
+      </w:r>
+    </w:p>
+    <w:p>
+      <w:pPr>
+        <w:pStyle w:val="ListParagraph"/>
+        <w:numPr>
+          <w:ilvl w:val="1"/>
+          <w:numId w:val="1"/>
+        </w:numPr>
+      </w:pPr>
+      <w:r>
+        <w:t>Extreme values are rare</w:t>
+      </w:r>
+    </w:p>
+    <w:p>
+      <w:pPr>
+        <w:pStyle w:val="ListParagraph"/>
+        <w:numPr>
+          <w:ilvl w:val="0"/>
+          <w:numId w:val="8"/>
+        </w:numPr>
+      </w:pPr>
+      <w:r>
+        <w:t>Uniform Distribution</w:t>
+      </w:r>
+    </w:p>
+    <w:p>
+      <w:pPr>
+        <w:pStyle w:val="ListParagraph"/>
+        <w:numPr>
+          <w:ilvl w:val="1"/>
+          <w:numId w:val="1"/>
+        </w:numPr>
+      </w:pPr>
+      <w:r>
+        <w:t>Every value has approximately the same probability</w:t>
+      </w:r>
+    </w:p>
+    <w:p>
+      <w:pPr>
+        <w:pStyle w:val="ListParagraph"/>
+        <w:numPr>
+          <w:ilvl w:val="1"/>
+          <w:numId w:val="1"/>
+        </w:numPr>
+      </w:pPr>
+      <w:r>
+        <w:t>There is no preferred value</w:t>
+      </w:r>
+    </w:p>
+    <w:p>
+      <w:pPr>
+        <w:pStyle w:val="ListParagraph"/>
+        <w:numPr>
+          <w:ilvl w:val="0"/>
+          <w:numId w:val="8"/>
+        </w:numPr>
+      </w:pPr>
+      <w:r>
+        <w:t>Skewed Distribution</w:t>
+      </w:r>
+    </w:p>
+    <w:p>
+      <w:pPr>
+        <w:pStyle w:val="ListParagraph"/>
+        <w:numPr>
+          <w:ilvl w:val="1"/>
+          <w:numId w:val="1"/>
+        </w:numPr>
+      </w:pPr>
+      <w:r>
+        <w:t>Many real-world datasets are asymmetric</w:t>
+      </w:r>
+    </w:p>
+    <w:p>
+      <w:pPr>
+        <w:pStyle w:val="ListParagraph"/>
+        <w:numPr>
+          <w:ilvl w:val="1"/>
+          <w:numId w:val="1"/>
+        </w:numPr>
+      </w:pPr>
+      <w:r>
+        <w:t>A skewed distribution has a long tail on one side</w:t>
+      </w:r>
+    </w:p>
+    <w:p>
+      <w:pPr>
+        <w:pStyle w:val="ListParagraph"/>
+        <w:numPr>
+          <w:ilvl w:val="1"/>
+          <w:numId w:val="1"/>
+        </w:numPr>
+      </w:pPr>
+      <w:r>
+        <w:t xml:space="preserve">Right skewed or </w:t>
+      </w:r>
+      <w:r>
+        <w:t>l</w:t>
+      </w:r>
+      <w:r>
+        <w:t>eft skewed</w:t>
+      </w:r>
+    </w:p>
+    <w:p>
+      <w:pPr>
+        <w:pStyle w:val="ListParagraph"/>
+        <w:numPr>
+          <w:ilvl w:val="0"/>
+          <w:numId w:val="8"/>
+        </w:numPr>
+      </w:pPr>
+      <w:r>
+        <w:t>Bimodal Distribution</w:t>
+      </w:r>
+    </w:p>
+    <w:p>
+      <w:pPr>
+        <w:pStyle w:val="ListParagraph"/>
+        <w:numPr>
+          <w:ilvl w:val="1"/>
+          <w:numId w:val="1"/>
+        </w:numPr>
+      </w:pPr>
+      <w:r>
+        <w:t>Has two distinct peaks</w:t>
+      </w:r>
+    </w:p>
+    <w:p>
+      <w:pPr>
+        <w:pStyle w:val="ListParagraph"/>
+        <w:numPr>
+          <w:ilvl w:val="1"/>
+          <w:numId w:val="1"/>
+        </w:numPr>
+      </w:pPr>
+      <w:r>
+        <w:t>Indicates that data actually comes from two different peaks</w:t>
+      </w:r>
+      <w:r>
+        <w:t xml:space="preserve"> </w:t>
+      </w:r>
+    </w:p>
+    <w:p/>
+    <w:p/>
+    <w:p>
+      <w:r>
+        <w:lastRenderedPageBreak/>
+        <w:t>Normal | bell shaped | height</w:t>
+      </w:r>
+    </w:p>
+    <w:p>
+      <w:r>
+        <w:t>Uniform | flat | dice rolls</w:t>
+      </w:r>
+    </w:p>
+    <w:p>
+      <w:r>
+        <w:t>Right skewed | tail to the right | income</w:t>
+      </w:r>
+    </w:p>
+    <w:p>
+      <w:r>
+        <w:t>Left skewed | tail to the left | some exam scores</w:t>
+      </w:r>
+    </w:p>
+    <w:p>
+      <w:r>
+        <w:t>Bimodal | two peaks | Economy vs luxury cars</w:t>
+      </w:r>
+    </w:p>
+    <w:p/>
+    <w:p>
+      <w:pPr>
+        <w:tabs>
+          <w:tab w:val="left" w:pos="4080"/>
+        </w:tabs>
+      </w:pPr>
+      <w:r>
+        <w:t>### Why does distribution matter?</w:t>
+      </w:r>
+      <w:r>
+        <w:tab/>
+      </w:r>
+    </w:p>
+    <w:p>
+      <w:pPr>
+        <w:pStyle w:val="ListParagraph"/>
+        <w:numPr>
+          <w:ilvl w:val="0"/>
+          <w:numId w:val="1"/>
+        </w:numPr>
+        <w:tabs>
+          <w:tab w:val="left" w:pos="4080"/>
+        </w:tabs>
+      </w:pPr>
+      <w:r>
+        <w:t xml:space="preserve">The shape of the distribution </w:t>
+      </w:r>
+      <w:proofErr w:type="gramStart"/>
+      <w:r>
+        <w:t>affects</w:t>
+      </w:r>
+      <w:proofErr w:type="gramEnd"/>
+      <w:r>
+        <w:t xml:space="preserve"> </w:t>
+      </w:r>
+    </w:p>
+    <w:p>
+      <w:pPr>
+        <w:pStyle w:val="ListParagraph"/>
+        <w:numPr>
+          <w:ilvl w:val="1"/>
+          <w:numId w:val="1"/>
+        </w:numPr>
+        <w:tabs>
+          <w:tab w:val="left" w:pos="4080"/>
+        </w:tabs>
+      </w:pPr>
+      <w:r>
+        <w:t>Choice of statistical measures</w:t>
+      </w:r>
+    </w:p>
+    <w:p>
+      <w:pPr>
+        <w:pStyle w:val="ListParagraph"/>
+        <w:numPr>
+          <w:ilvl w:val="1"/>
+          <w:numId w:val="1"/>
+        </w:numPr>
+        <w:tabs>
+          <w:tab w:val="left" w:pos="4080"/>
+        </w:tabs>
+      </w:pPr>
+      <w:r>
+        <w:t>Choice of visualization</w:t>
+      </w:r>
+    </w:p>
+    <w:p>
+      <w:pPr>
+        <w:pStyle w:val="ListParagraph"/>
+        <w:numPr>
+          <w:ilvl w:val="1"/>
+          <w:numId w:val="1"/>
+        </w:numPr>
+        <w:tabs>
+          <w:tab w:val="left" w:pos="4080"/>
+        </w:tabs>
+      </w:pPr>
+      <w:r>
+        <w:t>Feature engineering</w:t>
+      </w:r>
+    </w:p>
+    <w:p>
+      <w:pPr>
+        <w:pStyle w:val="ListParagraph"/>
+        <w:numPr>
+          <w:ilvl w:val="1"/>
+          <w:numId w:val="1"/>
+        </w:numPr>
+        <w:tabs>
+          <w:tab w:val="left" w:pos="4080"/>
+        </w:tabs>
+      </w:pPr>
+      <w:r>
+        <w:t>Data transformation</w:t>
+      </w:r>
+    </w:p>
+    <w:p>
+      <w:pPr>
+        <w:pStyle w:val="ListParagraph"/>
+        <w:numPr>
+          <w:ilvl w:val="1"/>
+          <w:numId w:val="1"/>
+        </w:numPr>
+        <w:tabs>
+          <w:tab w:val="left" w:pos="4080"/>
+        </w:tabs>
+      </w:pPr>
+      <w:r>
+        <w:t>Model performance</w:t>
+      </w:r>
+    </w:p>
+    <w:p>
+      <w:pPr>
+        <w:tabs>
+          <w:tab w:val="left" w:pos="4080"/>
+        </w:tabs>
+      </w:pPr>
+      <w:r>
+        <w:t>### Descriptive Statistics</w:t>
+      </w:r>
+    </w:p>
+    <w:p>
+      <w:pPr>
+        <w:tabs>
+          <w:tab w:val="left" w:pos="4080"/>
+        </w:tabs>
+      </w:pPr>
+      <w:r>
+        <w:t>Descriptive statistics allow us to understand a dataset before building any machine learning model</w:t>
+      </w:r>
+    </w:p>
+    <w:p>
+      <w:pPr>
+        <w:tabs>
+          <w:tab w:val="left" w:pos="4080"/>
+        </w:tabs>
+      </w:pPr>
+    </w:p>
+    <w:p>
+      <w:pPr>
+        <w:tabs>
+          <w:tab w:val="left" w:pos="4080"/>
+        </w:tabs>
+      </w:pPr>
+      <w:r>
+        <w:t>### Measures of Central Tendency</w:t>
+      </w:r>
+    </w:p>
+    <w:p>
+      <w:pPr>
+        <w:pStyle w:val="ListParagraph"/>
+        <w:numPr>
+          <w:ilvl w:val="0"/>
+          <w:numId w:val="1"/>
+        </w:numPr>
+        <w:tabs>
+          <w:tab w:val="left" w:pos="4080"/>
+        </w:tabs>
+      </w:pPr>
+      <w:r>
+        <w:t>Central tendency describes the center of a dataset</w:t>
+      </w:r>
+    </w:p>
+    <w:p>
+      <w:pPr>
+        <w:pStyle w:val="ListParagraph"/>
+        <w:numPr>
+          <w:ilvl w:val="0"/>
+          <w:numId w:val="1"/>
+        </w:numPr>
+        <w:tabs>
+          <w:tab w:val="left" w:pos="4080"/>
+        </w:tabs>
+      </w:pPr>
+      <w:r>
+        <w:t>The three most common measures are</w:t>
+      </w:r>
+    </w:p>
+    <w:p>
+      <w:pPr>
+        <w:pStyle w:val="ListParagraph"/>
+        <w:numPr>
+          <w:ilvl w:val="1"/>
+          <w:numId w:val="1"/>
+        </w:numPr>
+        <w:tabs>
+          <w:tab w:val="left" w:pos="4080"/>
+        </w:tabs>
+      </w:pPr>
+      <w:r>
+        <w:t>Mean</w:t>
+      </w:r>
+    </w:p>
+    <w:p>
+      <w:pPr>
+        <w:pStyle w:val="ListParagraph"/>
+        <w:numPr>
+          <w:ilvl w:val="2"/>
+          <w:numId w:val="1"/>
+        </w:numPr>
+        <w:tabs>
+          <w:tab w:val="left" w:pos="4080"/>
+        </w:tabs>
+      </w:pPr>
+      <w:r>
+        <w:t>The arithmetic average of all observations</w:t>
+      </w:r>
+    </w:p>
+    <w:p>
+      <w:pPr>
+        <w:pStyle w:val="ListParagraph"/>
+        <w:numPr>
+          <w:ilvl w:val="1"/>
+          <w:numId w:val="1"/>
+        </w:numPr>
+        <w:tabs>
+          <w:tab w:val="left" w:pos="4080"/>
+        </w:tabs>
+      </w:pPr>
+      <w:r>
+        <w:t>Median</w:t>
+      </w:r>
+    </w:p>
+    <w:p>
+      <w:pPr>
+        <w:pStyle w:val="ListParagraph"/>
+        <w:numPr>
+          <w:ilvl w:val="2"/>
+          <w:numId w:val="1"/>
+        </w:numPr>
+        <w:tabs>
+          <w:tab w:val="left" w:pos="4080"/>
+        </w:tabs>
+      </w:pPr>
+      <w:r>
+        <w:t xml:space="preserve">The middle value </w:t>
+      </w:r>
+      <w:r>
+        <w:t>after sorting the data</w:t>
+      </w:r>
+    </w:p>
+    <w:p>
+      <w:pPr>
+        <w:pStyle w:val="ListParagraph"/>
+        <w:numPr>
+          <w:ilvl w:val="1"/>
+          <w:numId w:val="1"/>
+        </w:numPr>
+        <w:tabs>
+          <w:tab w:val="left" w:pos="4080"/>
+        </w:tabs>
+      </w:pPr>
+      <w:r>
+        <w:t>Mode</w:t>
+      </w:r>
+    </w:p>
+    <w:p>
+      <w:pPr>
+        <w:pStyle w:val="ListParagraph"/>
+        <w:numPr>
+          <w:ilvl w:val="2"/>
+          <w:numId w:val="1"/>
+        </w:numPr>
+        <w:tabs>
+          <w:tab w:val="left" w:pos="4080"/>
+        </w:tabs>
+      </w:pPr>
+      <w:r>
+        <w:t>The value appearing most frequently</w:t>
+      </w:r>
+    </w:p>
+    <w:p>
+      <w:pPr>
+        <w:tabs>
+          <w:tab w:val="left" w:pos="4080"/>
+        </w:tabs>
+      </w:pPr>
+      <w:r>
+        <w:t>### Measures of Dispersion</w:t>
+      </w:r>
+    </w:p>
+    <w:p>
+      <w:pPr>
+        <w:pStyle w:val="ListParagraph"/>
+        <w:numPr>
+          <w:ilvl w:val="0"/>
+          <w:numId w:val="1"/>
+        </w:numPr>
+        <w:tabs>
+          <w:tab w:val="left" w:pos="4080"/>
+        </w:tabs>
+      </w:pPr>
+      <w:r>
+        <w:t>Two datasets may have the same mean but be spread out differently</w:t>
+      </w:r>
+    </w:p>
+    <w:p>
+      <w:pPr>
+        <w:pStyle w:val="ListParagraph"/>
+        <w:numPr>
+          <w:ilvl w:val="0"/>
+          <w:numId w:val="1"/>
+        </w:numPr>
+        <w:tabs>
+          <w:tab w:val="left" w:pos="4080"/>
+        </w:tabs>
+      </w:pPr>
+      <w:r>
+        <w:t>To measure the spread we use</w:t>
+      </w:r>
+    </w:p>
+    <w:p>
+      <w:pPr>
+        <w:pStyle w:val="ListParagraph"/>
+        <w:numPr>
+          <w:ilvl w:val="1"/>
+          <w:numId w:val="1"/>
+        </w:numPr>
+        <w:tabs>
+          <w:tab w:val="left" w:pos="4080"/>
+        </w:tabs>
+      </w:pPr>
+      <w:r>
+        <w:t>Variance</w:t>
+      </w:r>
+    </w:p>
+    <w:p>
+      <w:pPr>
+        <w:pStyle w:val="ListParagraph"/>
+        <w:numPr>
+          <w:ilvl w:val="1"/>
+          <w:numId w:val="1"/>
+        </w:numPr>
+        <w:tabs>
+          <w:tab w:val="left" w:pos="4080"/>
+        </w:tabs>
+      </w:pPr>
+      <w:r>
+        <w:t>Standard deviation</w:t>
+      </w:r>
+    </w:p>
+    <w:p>
+      <w:pPr>
+        <w:tabs>
+          <w:tab w:val="left" w:pos="4080"/>
+        </w:tabs>
+      </w:pPr>
+      <w:r>
+        <w:lastRenderedPageBreak/>
+        <w:t>### Variance</w:t>
+      </w:r>
+    </w:p>
+    <w:p>
+      <w:pPr>
+        <w:pStyle w:val="ListParagraph"/>
+        <w:numPr>
+          <w:ilvl w:val="0"/>
+          <w:numId w:val="1"/>
+        </w:numPr>
+        <w:tabs>
+          <w:tab w:val="left" w:pos="4080"/>
+        </w:tabs>
+      </w:pPr>
+      <w:r>
+        <w:t>Measures how far the observations are from the mean</w:t>
+      </w:r>
+    </w:p>
+    <w:p>
+      <w:pPr>
+        <w:pStyle w:val="ListParagraph"/>
+        <w:numPr>
+          <w:ilvl w:val="0"/>
+          <w:numId w:val="1"/>
+        </w:numPr>
+        <w:tabs>
+          <w:tab w:val="left" w:pos="4080"/>
+        </w:tabs>
+      </w:pPr>
+      <w:r>
+        <w:t>Small = observations are close together</w:t>
+      </w:r>
+    </w:p>
+    <w:p>
+      <w:pPr>
+        <w:pStyle w:val="ListParagraph"/>
+        <w:numPr>
+          <w:ilvl w:val="0"/>
+          <w:numId w:val="1"/>
+        </w:numPr>
+        <w:tabs>
+          <w:tab w:val="left" w:pos="4080"/>
+        </w:tabs>
+      </w:pPr>
+      <w:r>
+        <w:t>Large = observations are widely spread</w:t>
+      </w:r>
+    </w:p>
+    <w:p>
+      <w:pPr>
+        <w:pStyle w:val="ListParagraph"/>
+        <w:numPr>
+          <w:ilvl w:val="0"/>
+          <w:numId w:val="1"/>
+        </w:numPr>
+        <w:tabs>
+          <w:tab w:val="left" w:pos="4080"/>
+        </w:tabs>
+      </w:pPr>
+      <w:r>
+        <w:t>A higher variance indicates greater variability in the data</w:t>
+      </w:r>
+    </w:p>
+    <w:p>
+      <w:pPr>
+        <w:pStyle w:val="ListParagraph"/>
+        <w:numPr>
+          <w:ilvl w:val="0"/>
+          <w:numId w:val="1"/>
+        </w:numPr>
+        <w:tabs>
+          <w:tab w:val="left" w:pos="4080"/>
+        </w:tabs>
+      </w:pPr>
+      <w:proofErr w:type="spellStart"/>
+      <w:proofErr w:type="gramStart"/>
+      <w:r>
+        <w:t>Df</w:t>
+      </w:r>
+      <w:proofErr w:type="spellEnd"/>
+      <w:r>
+        <w:t>[</w:t>
+      </w:r>
+      <w:proofErr w:type="gramEnd"/>
+      <w:r>
+        <w:t>“column name”</w:t>
+      </w:r>
+      <w:proofErr w:type="gramStart"/>
+      <w:r>
+        <w:t>].var</w:t>
+      </w:r>
+      <w:proofErr w:type="gramEnd"/>
+      <w:r>
+        <w:t>()</w:t>
+      </w:r>
+    </w:p>
+    <w:p>
+      <w:pPr>
+        <w:tabs>
+          <w:tab w:val="left" w:pos="4080"/>
+        </w:tabs>
+      </w:pPr>
+      <w:r>
+        <w:t>### Standard Deviation</w:t>
+      </w:r>
+    </w:p>
+    <w:p>
+      <w:pPr>
+        <w:pStyle w:val="ListParagraph"/>
+        <w:numPr>
+          <w:ilvl w:val="0"/>
+          <w:numId w:val="1"/>
+        </w:numPr>
+        <w:tabs>
+          <w:tab w:val="left" w:pos="4080"/>
+        </w:tabs>
+      </w:pPr>
+      <w:r>
+        <w:t>Is the square root of the variance</w:t>
+      </w:r>
+    </w:p>
+    <w:p>
+      <w:pPr>
+        <w:pStyle w:val="ListParagraph"/>
+        <w:numPr>
+          <w:ilvl w:val="0"/>
+          <w:numId w:val="1"/>
+        </w:numPr>
+        <w:tabs>
+          <w:tab w:val="left" w:pos="4080"/>
+        </w:tabs>
+      </w:pPr>
+      <w:r>
+        <w:t>It has the same unit as the original data</w:t>
+      </w:r>
+    </w:p>
+    <w:p>
+      <w:pPr>
+        <w:pStyle w:val="ListParagraph"/>
+        <w:numPr>
+          <w:ilvl w:val="0"/>
+          <w:numId w:val="1"/>
+        </w:numPr>
+        <w:tabs>
+          <w:tab w:val="left" w:pos="4080"/>
+        </w:tabs>
+      </w:pPr>
+      <w:proofErr w:type="spellStart"/>
+      <w:proofErr w:type="gramStart"/>
+      <w:r>
+        <w:t>Df</w:t>
+      </w:r>
+      <w:proofErr w:type="spellEnd"/>
+      <w:r>
+        <w:t>[</w:t>
+      </w:r>
+      <w:proofErr w:type="gramEnd"/>
+      <w:r>
+        <w:t>“column name”</w:t>
+      </w:r>
+      <w:proofErr w:type="gramStart"/>
+      <w:r>
+        <w:t>].std</w:t>
+      </w:r>
+      <w:proofErr w:type="gramEnd"/>
+      <w:r>
+        <w:t>()</w:t>
+      </w:r>
+    </w:p>
+    <w:p>
+      <w:pPr>
+        <w:tabs>
+          <w:tab w:val="left" w:pos="4080"/>
+        </w:tabs>
+      </w:pPr>
+      <w:r>
+        <w:t xml:space="preserve">### Percentiles </w:t>
+      </w:r>
+    </w:p>
+    <w:p>
+      <w:pPr>
+        <w:pStyle w:val="ListParagraph"/>
+        <w:numPr>
+          <w:ilvl w:val="0"/>
+          <w:numId w:val="1"/>
+        </w:numPr>
+        <w:tabs>
+          <w:tab w:val="left" w:pos="4080"/>
+        </w:tabs>
+      </w:pPr>
+      <w:r>
+        <w:t>Indicates the percentage of observations below a given value</w:t>
+      </w:r>
+    </w:p>
+    <w:p>
+      <w:pPr>
+        <w:pStyle w:val="ListParagraph"/>
+        <w:numPr>
+          <w:ilvl w:val="0"/>
+          <w:numId w:val="1"/>
+        </w:numPr>
+        <w:tabs>
+          <w:tab w:val="left" w:pos="4080"/>
+        </w:tabs>
+      </w:pPr>
+      <w:r>
+        <w:t>The 90</w:t>
+      </w:r>
+      <w:r>
+        <w:rPr>
+          <w:vertAlign w:val="superscript"/>
+        </w:rPr>
+        <w:t>th</w:t>
+      </w:r>
+      <w:r>
+        <w:t xml:space="preserve"> percentile of car price is 30M =&gt; 90% of cars cost less than or equal to 30M</w:t>
+      </w:r>
+    </w:p>
+    <w:p>
+      <w:pPr>
+        <w:pStyle w:val="ListParagraph"/>
+        <w:numPr>
+          <w:ilvl w:val="0"/>
+          <w:numId w:val="1"/>
+        </w:numPr>
+        <w:tabs>
+          <w:tab w:val="left" w:pos="4080"/>
+        </w:tabs>
+      </w:pPr>
+      <w:proofErr w:type="gramStart"/>
+      <w:r>
+        <w:t>.quantile</w:t>
+      </w:r>
+      <w:proofErr w:type="gramEnd"/>
+      <w:r>
+        <w:t>(0.25)</w:t>
+      </w:r>
+    </w:p>
+    <w:p>
+      <w:pPr>
+        <w:pStyle w:val="ListParagraph"/>
+        <w:numPr>
+          <w:ilvl w:val="0"/>
+          <w:numId w:val="1"/>
+        </w:numPr>
+        <w:tabs>
+          <w:tab w:val="left" w:pos="4080"/>
+        </w:tabs>
+      </w:pPr>
+      <w:r>
+        <w:t>Quartiles divide the data into four equal parts</w:t>
+      </w:r>
+    </w:p>
+    <w:p>
+      <w:pPr>
+        <w:pStyle w:val="ListParagraph"/>
+        <w:numPr>
+          <w:ilvl w:val="1"/>
+          <w:numId w:val="1"/>
+        </w:numPr>
+        <w:tabs>
+          <w:tab w:val="left" w:pos="4080"/>
+        </w:tabs>
+      </w:pPr>
+      <w:r>
+        <w:t>Helping us understand where most observations lie</w:t>
+      </w:r>
+    </w:p>
+    <w:p>
+      <w:pPr>
+        <w:tabs>
+          <w:tab w:val="left" w:pos="4080"/>
+        </w:tabs>
+      </w:pPr>
+      <w:r>
+        <w:t xml:space="preserve">### Outliers </w:t>
+      </w:r>
+    </w:p>
+    <w:p>
+      <w:pPr>
+        <w:pStyle w:val="ListParagraph"/>
+        <w:numPr>
+          <w:ilvl w:val="0"/>
+          <w:numId w:val="1"/>
+        </w:numPr>
+        <w:tabs>
+          <w:tab w:val="left" w:pos="4080"/>
+        </w:tabs>
+      </w:pPr>
+      <w:r>
+        <w:t>An observation that is unusually different from the rest of the data</w:t>
+      </w:r>
+    </w:p>
+    <w:p>
+      <w:pPr>
+        <w:pStyle w:val="ListParagraph"/>
+        <w:numPr>
+          <w:ilvl w:val="0"/>
+          <w:numId w:val="1"/>
+        </w:numPr>
+        <w:tabs>
+          <w:tab w:val="left" w:pos="4080"/>
+        </w:tabs>
+      </w:pPr>
+      <w:r>
+        <w:t>Can strongly affect the mean and many Machine Learning algorithms</w:t>
+      </w:r>
+    </w:p>
+    <w:p>
+      <w:pPr>
+        <w:pStyle w:val="ListParagraph"/>
+        <w:numPr>
+          <w:ilvl w:val="0"/>
+          <w:numId w:val="1"/>
+        </w:numPr>
+        <w:tabs>
+          <w:tab w:val="left" w:pos="4080"/>
+        </w:tabs>
+      </w:pPr>
+      <w:r>
+        <w:t>IQR method</w:t>
+      </w:r>
+    </w:p>
+    <w:p>
+      <w:pPr>
+        <w:pStyle w:val="ListParagraph"/>
+        <w:numPr>
+          <w:ilvl w:val="1"/>
+          <w:numId w:val="1"/>
+        </w:numPr>
+        <w:tabs>
+          <w:tab w:val="left" w:pos="4080"/>
+        </w:tabs>
+      </w:pPr>
+      <w:r>
+        <w:t>Interquartile Range</w:t>
+      </w:r>
+    </w:p>
+    <w:p>
+      <w:pPr>
+        <w:pStyle w:val="ListParagraph"/>
+        <w:numPr>
+          <w:ilvl w:val="1"/>
+          <w:numId w:val="1"/>
+        </w:numPr>
+        <w:tabs>
+          <w:tab w:val="left" w:pos="4080"/>
+        </w:tabs>
+      </w:pPr>
+      <w:r>
+        <w:t>IQR = Q3 – Q1</w:t>
+      </w:r>
+    </w:p>
+    <w:p>
+      <w:pPr>
+        <w:pStyle w:val="ListParagraph"/>
+        <w:numPr>
+          <w:ilvl w:val="1"/>
+          <w:numId w:val="1"/>
+        </w:numPr>
+        <w:tabs>
+          <w:tab w:val="left" w:pos="4080"/>
+        </w:tabs>
+      </w:pPr>
+      <w:r>
+        <w:t>If below Q1 – 1.5 * IQR</w:t>
+      </w:r>
+    </w:p>
+    <w:p>
+      <w:pPr>
+        <w:pStyle w:val="ListParagraph"/>
+        <w:numPr>
+          <w:ilvl w:val="1"/>
+          <w:numId w:val="1"/>
+        </w:numPr>
+        <w:tabs>
+          <w:tab w:val="left" w:pos="4080"/>
+        </w:tabs>
+      </w:pPr>
+      <w:r>
+        <w:t>If above Q# + 1.5 * IQR</w:t>
+      </w:r>
+    </w:p>
+    <w:p>
+      <w:pPr>
+        <w:pStyle w:val="ListParagraph"/>
+        <w:numPr>
+          <w:ilvl w:val="1"/>
+          <w:numId w:val="1"/>
+        </w:numPr>
+        <w:tabs>
+          <w:tab w:val="left" w:pos="4080"/>
+        </w:tabs>
+      </w:pPr>
+      <w:r>
+        <w:t xml:space="preserve">Q1 = </w:t>
+      </w:r>
+      <w:proofErr w:type="spellStart"/>
+      <w:r>
+        <w:t>df</w:t>
+      </w:r>
+      <w:proofErr w:type="spellEnd"/>
+      <w:r>
+        <w:t>[</w:t>
+      </w:r>
+      <w:proofErr w:type="gramStart"/>
+      <w:r>
+        <w:t>].quartile</w:t>
+      </w:r>
+      <w:proofErr w:type="gramEnd"/>
+      <w:r>
+        <w:t>(0.25)</w:t>
+      </w:r>
+    </w:p>
+    <w:p>
+      <w:pPr>
+        <w:pStyle w:val="ListParagraph"/>
+        <w:numPr>
+          <w:ilvl w:val="1"/>
+          <w:numId w:val="1"/>
+        </w:numPr>
+        <w:tabs>
+          <w:tab w:val="left" w:pos="4080"/>
+        </w:tabs>
+      </w:pPr>
+      <w:r>
+        <w:t>Q</w:t>
+      </w:r>
+      <w:r>
+        <w:t>2</w:t>
+      </w:r>
+      <w:r>
+        <w:t xml:space="preserve"> = </w:t>
+      </w:r>
+      <w:proofErr w:type="spellStart"/>
+      <w:r>
+        <w:t>df</w:t>
+      </w:r>
+      <w:proofErr w:type="spellEnd"/>
+      <w:r>
+        <w:t>[</w:t>
+      </w:r>
+      <w:proofErr w:type="gramStart"/>
+      <w:r>
+        <w:t>].quartile</w:t>
+      </w:r>
+      <w:proofErr w:type="gramEnd"/>
+      <w:r>
+        <w:t>(0.</w:t>
+      </w:r>
+      <w:r>
+        <w:t>7</w:t>
+      </w:r>
+      <w:r>
+        <w:t>5)</w:t>
+      </w:r>
+    </w:p>
+    <w:p>
+      <w:pPr>
+        <w:pStyle w:val="ListParagraph"/>
+        <w:numPr>
+          <w:ilvl w:val="1"/>
+          <w:numId w:val="1"/>
+        </w:numPr>
+        <w:tabs>
+          <w:tab w:val="left" w:pos="4080"/>
+        </w:tabs>
+      </w:pPr>
+      <w:r>
+        <w:t xml:space="preserve"> IQR = Q3 – Q1</w:t>
+      </w:r>
+    </w:p>
+    <w:p>
+      <w:pPr>
+        <w:pStyle w:val="ListParagraph"/>
+        <w:numPr>
+          <w:ilvl w:val="1"/>
+          <w:numId w:val="1"/>
+        </w:numPr>
+        <w:tabs>
+          <w:tab w:val="left" w:pos="4080"/>
+        </w:tabs>
+      </w:pPr>
+      <w:r>
+        <w:t>Lower = Q1 – 1.5 * IQR</w:t>
+      </w:r>
+    </w:p>
+    <w:p>
+      <w:pPr>
+        <w:pStyle w:val="ListParagraph"/>
+        <w:numPr>
+          <w:ilvl w:val="1"/>
+          <w:numId w:val="1"/>
+        </w:numPr>
+        <w:tabs>
+          <w:tab w:val="left" w:pos="4080"/>
+        </w:tabs>
+      </w:pPr>
+      <w:r>
+        <w:t>Upper = Q3 – 1.5 * IQR</w:t>
+      </w:r>
+    </w:p>
+    <w:p>
+      <w:pPr>
+        <w:pStyle w:val="ListParagraph"/>
+        <w:numPr>
+          <w:ilvl w:val="1"/>
+          <w:numId w:val="1"/>
+        </w:numPr>
+        <w:tabs>
+          <w:tab w:val="left" w:pos="4080"/>
+        </w:tabs>
+      </w:pPr>
+      <w:proofErr w:type="spellStart"/>
+      <w:r>
+        <w:t>Oulier</w:t>
+      </w:r>
+      <w:proofErr w:type="spellEnd"/>
+      <w:r>
+        <w:t xml:space="preserve"> = </w:t>
+      </w:r>
+      <w:proofErr w:type="spellStart"/>
+      <w:proofErr w:type="gramStart"/>
+      <w:r>
+        <w:t>df</w:t>
+      </w:r>
+      <w:proofErr w:type="spellEnd"/>
+      <w:r>
+        <w:t>[</w:t>
+      </w:r>
+      <w:proofErr w:type="gramEnd"/>
+    </w:p>
+    <w:p>
+      <w:pPr>
+        <w:pStyle w:val="ListParagraph"/>
+        <w:numPr>
+          <w:ilvl w:val="1"/>
+          <w:numId w:val="1"/>
+        </w:numPr>
+        <w:tabs>
+          <w:tab w:val="left" w:pos="4080"/>
+        </w:tabs>
+      </w:pPr>
+      <w:r>
+        <w:t>(</w:t>
+      </w:r>
+      <w:proofErr w:type="spellStart"/>
+      <w:r>
+        <w:t>df</w:t>
+      </w:r>
+      <w:proofErr w:type="spellEnd"/>
+      <w:proofErr w:type="gramStart"/>
+      <w:r>
+        <w:t>[]&lt;</w:t>
+      </w:r>
+      <w:proofErr w:type="gramEnd"/>
+      <w:r>
+        <w:t>lower)|</w:t>
+      </w:r>
+    </w:p>
+    <w:p>
+      <w:pPr>
+        <w:pStyle w:val="ListParagraph"/>
+        <w:numPr>
+          <w:ilvl w:val="1"/>
+          <w:numId w:val="1"/>
+        </w:numPr>
+        <w:tabs>
+          <w:tab w:val="left" w:pos="4080"/>
+        </w:tabs>
+      </w:pPr>
+      <w:r>
+        <w:t>(</w:t>
+      </w:r>
+      <w:proofErr w:type="spellStart"/>
+      <w:r>
+        <w:t>df</w:t>
+      </w:r>
+      <w:proofErr w:type="spellEnd"/>
+      <w:r>
+        <w:t>[]&gt;upper)</w:t>
+      </w:r>
+    </w:p>
+    <w:p>
+      <w:pPr>
+        <w:pStyle w:val="ListParagraph"/>
+        <w:numPr>
+          <w:ilvl w:val="1"/>
+          <w:numId w:val="1"/>
+        </w:numPr>
+        <w:tabs>
+          <w:tab w:val="left" w:pos="4080"/>
+        </w:tabs>
+      </w:pPr>
+      <w:r>
+        <w:t>]</w:t>
+      </w:r>
+    </w:p>
+    <w:p>
+      <w:pPr>
+        <w:tabs>
+          <w:tab w:val="left" w:pos="4080"/>
+        </w:tabs>
+      </w:pPr>
+    </w:p>
+    <w:p>
+      <w:pPr>
+        <w:tabs>
+          <w:tab w:val="left" w:pos="4080"/>
+        </w:tabs>
+      </w:pPr>
+      <w:r>
+        <w:lastRenderedPageBreak/>
+        <w:t>### Descriptive Statistics with a single command</w:t>
+      </w:r>
+    </w:p>
+    <w:p>
+      <w:pPr>
+        <w:pStyle w:val="ListParagraph"/>
+        <w:numPr>
+          <w:ilvl w:val="0"/>
+          <w:numId w:val="1"/>
+        </w:numPr>
+        <w:tabs>
+          <w:tab w:val="left" w:pos="4080"/>
+        </w:tabs>
+      </w:pPr>
+      <w:proofErr w:type="gramStart"/>
+      <w:r>
+        <w:t>Mean(</w:t>
+      </w:r>
+      <w:proofErr w:type="gramEnd"/>
+      <w:r>
+        <w:t>)</w:t>
+      </w:r>
+    </w:p>
+    <w:p>
+      <w:pPr>
+        <w:pStyle w:val="ListParagraph"/>
+        <w:numPr>
+          <w:ilvl w:val="0"/>
+          <w:numId w:val="1"/>
+        </w:numPr>
+        <w:tabs>
+          <w:tab w:val="left" w:pos="4080"/>
+        </w:tabs>
+      </w:pPr>
+      <w:proofErr w:type="gramStart"/>
+      <w:r>
+        <w:t>Median(</w:t>
+      </w:r>
+      <w:proofErr w:type="gramEnd"/>
+      <w:r>
+        <w:t>)</w:t>
+      </w:r>
+    </w:p>
+    <w:p>
+      <w:pPr>
+        <w:pStyle w:val="ListParagraph"/>
+        <w:numPr>
+          <w:ilvl w:val="0"/>
+          <w:numId w:val="1"/>
+        </w:numPr>
+        <w:tabs>
+          <w:tab w:val="left" w:pos="4080"/>
+        </w:tabs>
+      </w:pPr>
+      <w:proofErr w:type="gramStart"/>
+      <w:r>
+        <w:t>Mode(</w:t>
+      </w:r>
+      <w:proofErr w:type="gramEnd"/>
+      <w:r>
+        <w:t>)</w:t>
+      </w:r>
+    </w:p>
+    <w:p>
+      <w:pPr>
+        <w:pStyle w:val="ListParagraph"/>
+        <w:numPr>
+          <w:ilvl w:val="0"/>
+          <w:numId w:val="1"/>
+        </w:numPr>
+        <w:tabs>
+          <w:tab w:val="left" w:pos="4080"/>
+        </w:tabs>
+      </w:pPr>
+      <w:proofErr w:type="gramStart"/>
+      <w:r>
+        <w:t>Var(</w:t>
+      </w:r>
+      <w:proofErr w:type="gramEnd"/>
+      <w:r>
+        <w:t>)</w:t>
+      </w:r>
+    </w:p>
+    <w:p>
+      <w:pPr>
+        <w:pStyle w:val="ListParagraph"/>
+        <w:numPr>
+          <w:ilvl w:val="0"/>
+          <w:numId w:val="1"/>
+        </w:numPr>
+        <w:tabs>
+          <w:tab w:val="left" w:pos="4080"/>
+        </w:tabs>
+      </w:pPr>
+      <w:proofErr w:type="gramStart"/>
+      <w:r>
+        <w:t>Std(</w:t>
+      </w:r>
+      <w:proofErr w:type="gramEnd"/>
+      <w:r>
+        <w:t>)</w:t>
+      </w:r>
+    </w:p>
+    <w:p>
+      <w:pPr>
+        <w:pStyle w:val="ListParagraph"/>
+        <w:numPr>
+          <w:ilvl w:val="0"/>
+          <w:numId w:val="1"/>
+        </w:numPr>
+        <w:tabs>
+          <w:tab w:val="left" w:pos="4080"/>
+        </w:tabs>
+      </w:pPr>
+      <w:proofErr w:type="gramStart"/>
+      <w:r>
+        <w:t>Min(</w:t>
+      </w:r>
+      <w:proofErr w:type="gramEnd"/>
+      <w:r>
+        <w:t>)</w:t>
+      </w:r>
+    </w:p>
+    <w:p>
+      <w:pPr>
+        <w:pStyle w:val="ListParagraph"/>
+        <w:numPr>
+          <w:ilvl w:val="0"/>
+          <w:numId w:val="1"/>
+        </w:numPr>
+        <w:tabs>
+          <w:tab w:val="left" w:pos="4080"/>
+        </w:tabs>
+      </w:pPr>
+      <w:proofErr w:type="gramStart"/>
+      <w:r>
+        <w:t>Max(</w:t>
+      </w:r>
+      <w:proofErr w:type="gramEnd"/>
+      <w:r>
+        <w:t>)</w:t>
+      </w:r>
+    </w:p>
+    <w:p>
+      <w:pPr>
+        <w:pStyle w:val="ListParagraph"/>
+        <w:numPr>
+          <w:ilvl w:val="0"/>
+          <w:numId w:val="1"/>
+        </w:numPr>
+        <w:tabs>
+          <w:tab w:val="left" w:pos="4080"/>
+        </w:tabs>
+      </w:pPr>
+      <w:proofErr w:type="gramStart"/>
+      <w:r>
+        <w:t>Quantile(</w:t>
+      </w:r>
+      <w:proofErr w:type="gramEnd"/>
+      <w:r>
+        <w:t>[0.25, 0.50, 0.75])</w:t>
+      </w:r>
+    </w:p>
+    <w:p>
+      <w:pPr>
+        <w:pStyle w:val="ListParagraph"/>
+        <w:numPr>
+          <w:ilvl w:val="0"/>
+          <w:numId w:val="1"/>
+        </w:numPr>
+        <w:tabs>
+          <w:tab w:val="left" w:pos="4080"/>
+        </w:tabs>
+      </w:pPr>
+      <w:proofErr w:type="gramStart"/>
+      <w:r>
+        <w:t>Describe(</w:t>
+      </w:r>
+      <w:proofErr w:type="gramEnd"/>
+      <w:r>
+        <w:t>)</w:t>
+      </w:r>
+    </w:p>
+    <w:p>
+      <w:pPr>
+        <w:tabs>
+          <w:tab w:val="left" w:pos="4080"/>
+        </w:tabs>
+      </w:pPr>
+    </w:p>
+    <w:p>
+      <w:pPr>
+        <w:tabs>
+          <w:tab w:val="left" w:pos="4080"/>
+        </w:tabs>
+      </w:pPr>
+      <w:r>
+        <w:t>### Relationships Between Variables</w:t>
+      </w:r>
+    </w:p>
+    <w:p>
+      <w:pPr>
+        <w:tabs>
+          <w:tab w:val="left" w:pos="4080"/>
+        </w:tabs>
+      </w:pPr>
+      <w:r>
+        <w:t>### Scatter plot</w:t>
+      </w:r>
+    </w:p>
+    <w:p>
+      <w:pPr>
+        <w:pStyle w:val="ListParagraph"/>
+        <w:numPr>
+          <w:ilvl w:val="0"/>
+          <w:numId w:val="1"/>
+        </w:numPr>
+        <w:tabs>
+          <w:tab w:val="left" w:pos="4080"/>
+        </w:tabs>
+      </w:pPr>
+      <w:r>
+        <w:t>One of the most useful visualization tools in Machine Learning</w:t>
+      </w:r>
+    </w:p>
+    <w:p>
+      <w:pPr>
+        <w:pStyle w:val="ListParagraph"/>
+        <w:numPr>
+          <w:ilvl w:val="0"/>
+          <w:numId w:val="1"/>
+        </w:numPr>
+        <w:tabs>
+          <w:tab w:val="left" w:pos="4080"/>
+        </w:tabs>
+      </w:pPr>
+      <w:r>
+        <w:t>Displays the relationship between two numerical variables</w:t>
+      </w:r>
+    </w:p>
+    <w:p>
+      <w:pPr>
+        <w:pStyle w:val="ListParagraph"/>
+        <w:numPr>
+          <w:ilvl w:val="1"/>
+          <w:numId w:val="1"/>
+        </w:numPr>
+        <w:tabs>
+          <w:tab w:val="left" w:pos="4080"/>
+        </w:tabs>
+      </w:pPr>
+      <w:proofErr w:type="spellStart"/>
+      <w:r>
+        <w:t>Plt.figure</w:t>
+      </w:r>
+      <w:proofErr w:type="spellEnd"/>
+      <w:r>
+        <w:t>(</w:t>
+      </w:r>
+      <w:proofErr w:type="spellStart"/>
+      <w:r>
+        <w:t>figsize</w:t>
+      </w:r>
+      <w:proofErr w:type="spellEnd"/>
+      <w:proofErr w:type="gramStart"/>
+      <w:r>
+        <w:t>=(</w:t>
+      </w:r>
+      <w:proofErr w:type="gramEnd"/>
+      <w:r>
+        <w:t>7,5))</w:t>
+      </w:r>
+    </w:p>
+    <w:p>
+      <w:pPr>
+        <w:pStyle w:val="ListParagraph"/>
+        <w:numPr>
+          <w:ilvl w:val="1"/>
+          <w:numId w:val="1"/>
+        </w:numPr>
+        <w:tabs>
+          <w:tab w:val="left" w:pos="4080"/>
+        </w:tabs>
+      </w:pPr>
+      <w:proofErr w:type="spellStart"/>
+      <w:r>
+        <w:t>Plt.scatter</w:t>
+      </w:r>
+      <w:proofErr w:type="spellEnd"/>
+      <w:r>
+        <w:t>(</w:t>
+      </w:r>
+    </w:p>
+    <w:p>
+      <w:pPr>
+        <w:pStyle w:val="ListParagraph"/>
+        <w:numPr>
+          <w:ilvl w:val="1"/>
+          <w:numId w:val="1"/>
+        </w:numPr>
+        <w:tabs>
+          <w:tab w:val="left" w:pos="4080"/>
+        </w:tabs>
+      </w:pPr>
+      <w:proofErr w:type="spellStart"/>
+      <w:r>
+        <w:t>Df</w:t>
+      </w:r>
+      <w:proofErr w:type="spellEnd"/>
+      <w:r>
+        <w:t>[x},</w:t>
+      </w:r>
+    </w:p>
+    <w:p>
+      <w:pPr>
+        <w:pStyle w:val="ListParagraph"/>
+        <w:numPr>
+          <w:ilvl w:val="1"/>
+          <w:numId w:val="1"/>
+        </w:numPr>
+        <w:tabs>
+          <w:tab w:val="left" w:pos="4080"/>
+        </w:tabs>
+      </w:pPr>
+      <w:proofErr w:type="spellStart"/>
+      <w:r>
+        <w:t>Df</w:t>
+      </w:r>
+      <w:proofErr w:type="spellEnd"/>
+      <w:r>
+        <w:t>[y],</w:t>
+      </w:r>
+    </w:p>
+    <w:p>
+      <w:pPr>
+        <w:pStyle w:val="ListParagraph"/>
+        <w:numPr>
+          <w:ilvl w:val="1"/>
+          <w:numId w:val="1"/>
+        </w:numPr>
+        <w:tabs>
+          <w:tab w:val="left" w:pos="4080"/>
+        </w:tabs>
+      </w:pPr>
+      <w:r>
+        <w:t>Alpha = 0.6</w:t>
+      </w:r>
+    </w:p>
+    <w:p>
+      <w:pPr>
+        <w:pStyle w:val="ListParagraph"/>
+        <w:numPr>
+          <w:ilvl w:val="1"/>
+          <w:numId w:val="1"/>
+        </w:numPr>
+        <w:tabs>
+          <w:tab w:val="left" w:pos="4080"/>
+        </w:tabs>
+      </w:pPr>
+      <w:r>
+        <w:t>)</w:t>
+      </w:r>
+    </w:p>
+    <w:p>
+      <w:pPr>
+        <w:pStyle w:val="ListParagraph"/>
+        <w:numPr>
+          <w:ilvl w:val="1"/>
+          <w:numId w:val="1"/>
+        </w:numPr>
+        <w:tabs>
+          <w:tab w:val="left" w:pos="4080"/>
+        </w:tabs>
+      </w:pPr>
+      <w:proofErr w:type="spellStart"/>
+      <w:r>
+        <w:t>Xlabel</w:t>
+      </w:r>
+      <w:proofErr w:type="spellEnd"/>
+    </w:p>
+    <w:p>
+      <w:pPr>
+        <w:pStyle w:val="ListParagraph"/>
+        <w:numPr>
+          <w:ilvl w:val="1"/>
+          <w:numId w:val="1"/>
+        </w:numPr>
+        <w:tabs>
+          <w:tab w:val="left" w:pos="4080"/>
+        </w:tabs>
+      </w:pPr>
+      <w:proofErr w:type="spellStart"/>
+      <w:r>
+        <w:t>Ylabel</w:t>
+      </w:r>
+      <w:proofErr w:type="spellEnd"/>
+    </w:p>
+    <w:p>
+      <w:pPr>
+        <w:pStyle w:val="ListParagraph"/>
+        <w:numPr>
+          <w:ilvl w:val="1"/>
+          <w:numId w:val="1"/>
+        </w:numPr>
+        <w:tabs>
+          <w:tab w:val="left" w:pos="4080"/>
+        </w:tabs>
+      </w:pPr>
+      <w:r>
+        <w:t>Title</w:t>
+      </w:r>
+    </w:p>
+    <w:p>
+      <w:pPr>
+        <w:pStyle w:val="ListParagraph"/>
+        <w:numPr>
+          <w:ilvl w:val="1"/>
+          <w:numId w:val="1"/>
+        </w:numPr>
+        <w:tabs>
+          <w:tab w:val="left" w:pos="4080"/>
+        </w:tabs>
+      </w:pPr>
+      <w:proofErr w:type="spellStart"/>
+      <w:r>
+        <w:t>Plt.show</w:t>
+      </w:r>
+      <w:proofErr w:type="spellEnd"/>
+      <w:r>
+        <w:t>()</w:t>
+      </w:r>
+    </w:p>
+    <w:p>
+      <w:pPr>
+        <w:pStyle w:val="ListParagraph"/>
+        <w:numPr>
+          <w:ilvl w:val="0"/>
+          <w:numId w:val="1"/>
+        </w:numPr>
+        <w:tabs>
+          <w:tab w:val="left" w:pos="4080"/>
+        </w:tabs>
+      </w:pPr>
+      <w:r>
+        <w:t>Positive relationships</w:t>
+      </w:r>
+    </w:p>
+    <w:p>
+      <w:pPr>
+        <w:pStyle w:val="ListParagraph"/>
+        <w:numPr>
+          <w:ilvl w:val="1"/>
+          <w:numId w:val="1"/>
+        </w:numPr>
+        <w:tabs>
+          <w:tab w:val="left" w:pos="4080"/>
+        </w:tabs>
+      </w:pPr>
+      <w:r>
+        <w:t>As one variable increases, the other also tends to increase</w:t>
+      </w:r>
+    </w:p>
+    <w:p>
+      <w:pPr>
+        <w:pStyle w:val="ListParagraph"/>
+        <w:numPr>
+          <w:ilvl w:val="0"/>
+          <w:numId w:val="1"/>
+        </w:numPr>
+        <w:tabs>
+          <w:tab w:val="left" w:pos="4080"/>
+        </w:tabs>
+      </w:pPr>
+      <w:r>
+        <w:t>Negative relationships</w:t>
+      </w:r>
+    </w:p>
+    <w:p>
+      <w:pPr>
+        <w:pStyle w:val="ListParagraph"/>
+        <w:numPr>
+          <w:ilvl w:val="1"/>
+          <w:numId w:val="1"/>
+        </w:numPr>
+        <w:tabs>
+          <w:tab w:val="left" w:pos="4080"/>
+        </w:tabs>
+      </w:pPr>
+      <w:r>
+        <w:t>As one variable increases, the other decreases</w:t>
+      </w:r>
+    </w:p>
+    <w:p>
+      <w:pPr>
+        <w:pStyle w:val="ListParagraph"/>
+        <w:numPr>
+          <w:ilvl w:val="0"/>
+          <w:numId w:val="1"/>
+        </w:numPr>
+        <w:tabs>
+          <w:tab w:val="left" w:pos="4080"/>
+        </w:tabs>
+      </w:pPr>
+      <w:r>
+        <w:t>No relationships</w:t>
+      </w:r>
+    </w:p>
+    <w:p>
+      <w:pPr>
+        <w:pStyle w:val="ListParagraph"/>
+        <w:numPr>
+          <w:ilvl w:val="1"/>
+          <w:numId w:val="1"/>
+        </w:numPr>
+        <w:tabs>
+          <w:tab w:val="left" w:pos="4080"/>
+        </w:tabs>
+      </w:pPr>
+      <w:r>
+        <w:t>Sometimes there is no clear pattern</w:t>
+      </w:r>
+    </w:p>
+    <w:p>
+      <w:pPr>
+        <w:tabs>
+          <w:tab w:val="left" w:pos="4080"/>
+        </w:tabs>
+      </w:pPr>
+      <w:r>
+        <w:t>### Correlation</w:t>
+      </w:r>
+    </w:p>
+    <w:p>
+      <w:pPr>
+        <w:pStyle w:val="ListParagraph"/>
+        <w:numPr>
+          <w:ilvl w:val="0"/>
+          <w:numId w:val="1"/>
+        </w:numPr>
+        <w:tabs>
+          <w:tab w:val="left" w:pos="4080"/>
+        </w:tabs>
+      </w:pPr>
+      <w:r>
+        <w:t>Measures the strength and direction of a relationship between two numerical variables</w:t>
+      </w:r>
+    </w:p>
+    <w:p>
+      <w:pPr>
+        <w:pStyle w:val="ListParagraph"/>
+        <w:numPr>
+          <w:ilvl w:val="0"/>
+          <w:numId w:val="1"/>
+        </w:numPr>
+        <w:tabs>
+          <w:tab w:val="left" w:pos="4080"/>
+        </w:tabs>
+      </w:pPr>
+      <w:r>
+        <w:t xml:space="preserve">+1 </w:t>
+      </w:r>
+      <w:r>
+        <w:sym w:font="Wingdings" w:char="F0E0"/>
+      </w:r>
+      <w:r>
+        <w:t xml:space="preserve"> perfect positive correlation</w:t>
+      </w:r>
+    </w:p>
+    <w:p>
+      <w:pPr>
+        <w:pStyle w:val="ListParagraph"/>
+        <w:numPr>
+          <w:ilvl w:val="0"/>
+          <w:numId w:val="1"/>
+        </w:numPr>
+        <w:tabs>
+          <w:tab w:val="left" w:pos="4080"/>
+        </w:tabs>
+      </w:pPr>
+      <w:r>
+        <w:lastRenderedPageBreak/>
+        <w:t xml:space="preserve">0 </w:t>
+      </w:r>
+      <w:r>
+        <w:sym w:font="Wingdings" w:char="F0E0"/>
+      </w:r>
+      <w:r>
+        <w:t xml:space="preserve"> No linear correlation</w:t>
+      </w:r>
+    </w:p>
+    <w:p>
+      <w:pPr>
+        <w:pStyle w:val="ListParagraph"/>
+        <w:numPr>
+          <w:ilvl w:val="0"/>
+          <w:numId w:val="1"/>
+        </w:numPr>
+        <w:tabs>
+          <w:tab w:val="left" w:pos="4080"/>
+        </w:tabs>
+      </w:pPr>
+      <w:r>
+        <w:t xml:space="preserve">-1 </w:t>
+      </w:r>
+      <w:r>
+        <w:sym w:font="Wingdings" w:char="F0E0"/>
+      </w:r>
+      <w:r>
+        <w:t xml:space="preserve"> perfect negative correlation</w:t>
+      </w:r>
+    </w:p>
+    <w:p>
+      <w:pPr>
+        <w:pStyle w:val="ListParagraph"/>
+        <w:numPr>
+          <w:ilvl w:val="0"/>
+          <w:numId w:val="1"/>
+        </w:numPr>
+        <w:tabs>
+          <w:tab w:val="left" w:pos="4080"/>
+        </w:tabs>
+      </w:pPr>
+      <w:r>
+        <w:t>Pearson Correlation Coefficient</w:t>
+      </w:r>
+    </w:p>
+    <w:p>
+      <w:pPr>
+        <w:pStyle w:val="ListParagraph"/>
+        <w:numPr>
+          <w:ilvl w:val="1"/>
+          <w:numId w:val="1"/>
+        </w:numPr>
+        <w:tabs>
+          <w:tab w:val="left" w:pos="4080"/>
+        </w:tabs>
+      </w:pPr>
+      <w:r>
+        <w:t>The most commonly used correlation measure</w:t>
+      </w:r>
+    </w:p>
+    <w:p>
+      <w:pPr>
+        <w:pStyle w:val="ListParagraph"/>
+        <w:numPr>
+          <w:ilvl w:val="1"/>
+          <w:numId w:val="1"/>
+        </w:numPr>
+        <w:tabs>
+          <w:tab w:val="left" w:pos="4080"/>
+        </w:tabs>
+      </w:pPr>
+      <w:r>
+        <w:t>Measures the strength of a linear relationship between two numerical variables</w:t>
+      </w:r>
+    </w:p>
+    <w:p>
+      <w:pPr>
+        <w:pStyle w:val="ListParagraph"/>
+        <w:numPr>
+          <w:ilvl w:val="1"/>
+          <w:numId w:val="1"/>
+        </w:numPr>
+        <w:tabs>
+          <w:tab w:val="left" w:pos="4080"/>
+        </w:tabs>
+      </w:pPr>
+      <w:r>
+        <w:t>Its value is always between -1 and +1</w:t>
+      </w:r>
+    </w:p>
+    <w:p>
+      <w:pPr>
+        <w:pStyle w:val="ListParagraph"/>
+        <w:numPr>
+          <w:ilvl w:val="1"/>
+          <w:numId w:val="1"/>
+        </w:numPr>
+        <w:tabs>
+          <w:tab w:val="left" w:pos="4080"/>
+        </w:tabs>
+      </w:pPr>
+      <w:proofErr w:type="gramStart"/>
+      <w:r>
+        <w:t>.</w:t>
+      </w:r>
+      <w:proofErr w:type="spellStart"/>
+      <w:r>
+        <w:t>corr</w:t>
+      </w:r>
+      <w:proofErr w:type="spellEnd"/>
+      <w:proofErr w:type="gramEnd"/>
+      <w:r>
+        <w:t>(</w:t>
+      </w:r>
+      <w:proofErr w:type="spellStart"/>
+      <w:proofErr w:type="gramStart"/>
+      <w:r>
+        <w:t>df</w:t>
+      </w:r>
+      <w:proofErr w:type="spellEnd"/>
+      <w:r>
+        <w:t>[</w:t>
+      </w:r>
+      <w:proofErr w:type="gramEnd"/>
+      <w:r>
+        <w:t>])</w:t>
+      </w:r>
+    </w:p>
+    <w:p>
+      <w:pPr>
+        <w:pStyle w:val="ListParagraph"/>
+        <w:numPr>
+          <w:ilvl w:val="1"/>
+          <w:numId w:val="1"/>
+        </w:numPr>
+        <w:tabs>
+          <w:tab w:val="left" w:pos="4080"/>
+        </w:tabs>
+      </w:pPr>
+      <w:r>
+        <w:t>Correlation matrix</w:t>
+      </w:r>
+    </w:p>
+    <w:p>
+      <w:pPr>
+        <w:pStyle w:val="ListParagraph"/>
+        <w:numPr>
+          <w:ilvl w:val="2"/>
+          <w:numId w:val="1"/>
+        </w:numPr>
+        <w:tabs>
+          <w:tab w:val="left" w:pos="4080"/>
+        </w:tabs>
+      </w:pPr>
+      <w:r>
+        <w:t>Shows correlation between every pair of numerical variables</w:t>
+      </w:r>
+    </w:p>
+    <w:p>
+      <w:pPr>
+        <w:pStyle w:val="ListParagraph"/>
+        <w:numPr>
+          <w:ilvl w:val="2"/>
+          <w:numId w:val="1"/>
+        </w:numPr>
+        <w:tabs>
+          <w:tab w:val="left" w:pos="4080"/>
+        </w:tabs>
+      </w:pPr>
+      <w:r>
+        <w:t>The diagonal is always 1 because every variable is perfectly correlated with itself</w:t>
+      </w:r>
+    </w:p>
+    <w:p>
+      <w:pPr>
+        <w:pStyle w:val="ListParagraph"/>
+        <w:numPr>
+          <w:ilvl w:val="2"/>
+          <w:numId w:val="1"/>
+        </w:numPr>
+        <w:tabs>
+          <w:tab w:val="left" w:pos="4080"/>
+        </w:tabs>
+      </w:pPr>
+      <w:r>
+        <w:t>Visualizing correlation matrix</w:t>
+      </w:r>
+    </w:p>
+    <w:p>
+      <w:pPr>
+        <w:tabs>
+          <w:tab w:val="left" w:pos="4080"/>
+        </w:tabs>
+      </w:pPr>
+      <w:r>
+        <w:t>“Just because two variables are correlated does not mean that one causes the other”</w:t>
+      </w:r>
+    </w:p>
+    <w:p>
+      <w:pPr>
+        <w:pStyle w:val="ListParagraph"/>
+        <w:numPr>
+          <w:ilvl w:val="0"/>
+          <w:numId w:val="1"/>
+        </w:numPr>
+        <w:tabs>
+          <w:tab w:val="left" w:pos="4080"/>
+        </w:tabs>
+      </w:pPr>
+      <w:r>
+        <w:t xml:space="preserve">Correlation helps us to </w:t>
+      </w:r>
+    </w:p>
+    <w:p>
+      <w:pPr>
+        <w:pStyle w:val="ListParagraph"/>
+        <w:numPr>
+          <w:ilvl w:val="1"/>
+          <w:numId w:val="1"/>
+        </w:numPr>
+        <w:tabs>
+          <w:tab w:val="left" w:pos="4080"/>
+        </w:tabs>
+      </w:pPr>
+      <w:r>
+        <w:t>Discover patterns</w:t>
+      </w:r>
+    </w:p>
+    <w:p>
+      <w:pPr>
+        <w:pStyle w:val="ListParagraph"/>
+        <w:numPr>
+          <w:ilvl w:val="1"/>
+          <w:numId w:val="1"/>
+        </w:numPr>
+        <w:tabs>
+          <w:tab w:val="left" w:pos="4080"/>
+        </w:tabs>
+      </w:pPr>
+      <w:r>
+        <w:t>Select useful features</w:t>
+      </w:r>
+    </w:p>
+    <w:p>
+      <w:pPr>
+        <w:pStyle w:val="ListParagraph"/>
+        <w:numPr>
+          <w:ilvl w:val="1"/>
+          <w:numId w:val="1"/>
+        </w:numPr>
+        <w:tabs>
+          <w:tab w:val="left" w:pos="4080"/>
+        </w:tabs>
+      </w:pPr>
+      <w:r>
+        <w:t>Remove redundant variables</w:t>
+      </w:r>
+    </w:p>
+    <w:p>
+      <w:pPr>
+        <w:pStyle w:val="ListParagraph"/>
+        <w:numPr>
+          <w:ilvl w:val="1"/>
+          <w:numId w:val="1"/>
+        </w:numPr>
+        <w:tabs>
+          <w:tab w:val="left" w:pos="4080"/>
+        </w:tabs>
+      </w:pPr>
+      <w:r>
+        <w:t>Understand datasets</w:t>
+      </w:r>
+    </w:p>
+    <w:p>
+      <w:pPr>
+        <w:pStyle w:val="ListParagraph"/>
+        <w:numPr>
+          <w:ilvl w:val="1"/>
+          <w:numId w:val="1"/>
+        </w:numPr>
+        <w:tabs>
+          <w:tab w:val="left" w:pos="4080"/>
+        </w:tabs>
+      </w:pPr>
+      <w:r>
+        <w:t>Build better machine learning models</w:t>
+      </w:r>
+    </w:p>
+    <w:p>
+      <w:pPr>
+        <w:pStyle w:val="ListParagraph"/>
+        <w:numPr>
+          <w:ilvl w:val="1"/>
+          <w:numId w:val="1"/>
+        </w:numPr>
+        <w:tabs>
+          <w:tab w:val="left" w:pos="4080"/>
+        </w:tabs>
+      </w:pPr>
+      <w:r>
+        <w:t>One of the first analyses performed during Exploratory Data Analysis (EDA)</w:t>
+      </w:r>
+    </w:p>
+    <w:p>
+      <w:pPr>
+        <w:tabs>
+          <w:tab w:val="left" w:pos="4080"/>
+        </w:tabs>
+      </w:pPr>
+      <w:r>
+        <w:t>### Statistical Thinking</w:t>
+      </w:r>
+    </w:p>
+    <w:p>
+      <w:pPr>
+        <w:pStyle w:val="ListParagraph"/>
+        <w:numPr>
+          <w:ilvl w:val="0"/>
+          <w:numId w:val="1"/>
+        </w:numPr>
+        <w:tabs>
+          <w:tab w:val="left" w:pos="4080"/>
+        </w:tabs>
+      </w:pPr>
+      <w:r>
+        <w:t>Population = the entire group that we want to study</w:t>
+      </w:r>
+    </w:p>
+    <w:p>
+      <w:pPr>
+        <w:pStyle w:val="ListParagraph"/>
+        <w:numPr>
+          <w:ilvl w:val="0"/>
+          <w:numId w:val="1"/>
+        </w:numPr>
+        <w:tabs>
+          <w:tab w:val="left" w:pos="4080"/>
+        </w:tabs>
+      </w:pPr>
+      <w:r>
+        <w:t>Sample = subset of the population = smaller group</w:t>
+      </w:r>
+    </w:p>
+    <w:p>
+      <w:pPr>
+        <w:pStyle w:val="ListParagraph"/>
+        <w:numPr>
+          <w:ilvl w:val="0"/>
+          <w:numId w:val="1"/>
+        </w:numPr>
+        <w:tabs>
+          <w:tab w:val="left" w:pos="4080"/>
+        </w:tabs>
+      </w:pPr>
+      <w:r>
+        <w:t>The goal of statistic is to learn something about the population through describing the sample</w:t>
+      </w:r>
+    </w:p>
+    <w:p>
+      <w:pPr>
+        <w:pStyle w:val="ListParagraph"/>
+        <w:numPr>
+          <w:ilvl w:val="0"/>
+          <w:numId w:val="1"/>
+        </w:numPr>
+        <w:tabs>
+          <w:tab w:val="left" w:pos="4080"/>
+        </w:tabs>
+      </w:pPr>
+      <w:r>
+        <w:t>Statistical Inference = the process of using information from a sample to make conclusions about the population</w:t>
+      </w:r>
+    </w:p>
+    <w:p>
+      <w:pPr>
+        <w:pStyle w:val="ListParagraph"/>
+        <w:numPr>
+          <w:ilvl w:val="0"/>
+          <w:numId w:val="1"/>
+        </w:numPr>
+        <w:tabs>
+          <w:tab w:val="left" w:pos="4080"/>
+        </w:tabs>
+      </w:pPr>
+      <w:r>
+        <w:t>“We observe a small amount of data and make educated conclusions about a much larger group”</w:t>
+      </w:r>
+    </w:p>
+    <w:p>
+      <w:pPr>
+        <w:pStyle w:val="ListParagraph"/>
+        <w:numPr>
+          <w:ilvl w:val="0"/>
+          <w:numId w:val="1"/>
+        </w:numPr>
+        <w:tabs>
+          <w:tab w:val="left" w:pos="4080"/>
+        </w:tabs>
+      </w:pPr>
+      <w:r>
+        <w:t>A good sample should represent the population as accurately as possible</w:t>
+      </w:r>
+    </w:p>
+    <w:p>
+      <w:pPr>
+        <w:tabs>
+          <w:tab w:val="left" w:pos="4080"/>
+        </w:tabs>
+      </w:pPr>
+    </w:p>
+    <w:p>
+      <w:pPr>
+        <w:tabs>
+          <w:tab w:val="left" w:pos="4080"/>
+        </w:tabs>
+      </w:pPr>
+      <w:r>
+        <w:t>### Statistical thinking in Machine learning</w:t>
+      </w:r>
+    </w:p>
+    <w:p>
+      <w:pPr>
+        <w:tabs>
+          <w:tab w:val="left" w:pos="4080"/>
+        </w:tabs>
+      </w:pPr>
+      <w:r>
+        <w:t>“What can we learn about a population from a sample” – statistic</w:t>
+      </w:r>
+    </w:p>
+    <w:p>
+      <w:pPr>
+        <w:tabs>
+          <w:tab w:val="left" w:pos="4080"/>
+        </w:tabs>
+      </w:pPr>
+      <w:r>
+        <w:lastRenderedPageBreak/>
+        <w:t>“Can we learn patterns from a sample that generalize to unseen data? – Machine Learning</w:t>
+      </w:r>
+    </w:p>
+    <w:p>
+      <w:pPr>
+        <w:tabs>
+          <w:tab w:val="left" w:pos="4080"/>
+        </w:tabs>
+      </w:pPr>
+      <w:r>
+        <w:t>“Learning from limited data to make reliable predictions or conclusions about unseen observations.”</w:t>
+      </w:r>
+    </w:p>
+    <w:p>
+      <w:pPr>
+        <w:tabs>
+          <w:tab w:val="left" w:pos="4080"/>
+        </w:tabs>
+      </w:pPr>
+    </w:p>
+    <w:p>
+      <w:pPr>
+        <w:tabs>
+          <w:tab w:val="left" w:pos="4080"/>
+        </w:tabs>
+      </w:pPr>
+      <w:r>
+        <w:t>### Predictive Modeling Pipeline</w:t>
+      </w:r>
+    </w:p>
+    <w:p>
+      <w:pPr>
+        <w:tabs>
+          <w:tab w:val="left" w:pos="4080"/>
+        </w:tabs>
+      </w:pPr>
+      <w:r>
+        <w:t xml:space="preserve">Raw Data </w:t>
+      </w:r>
+      <w:r>
+        <w:sym w:font="Wingdings" w:char="F0E0"/>
+      </w:r>
+      <w:r>
+        <w:t xml:space="preserve"> Feature selection </w:t>
+      </w:r>
+      <w:r>
+        <w:sym w:font="Wingdings" w:char="F0E0"/>
+      </w:r>
+      <w:r>
+        <w:t xml:space="preserve"> Machine Learning Models </w:t>
+      </w:r>
+      <w:r>
+        <w:sym w:font="Wingdings" w:char="F0E0"/>
+      </w:r>
+      <w:r>
+        <w:t xml:space="preserve"> Predictions </w:t>
+      </w:r>
+      <w:r>
+        <w:sym w:font="Wingdings" w:char="F0E0"/>
+      </w:r>
+      <w:r>
+        <w:t xml:space="preserve"> Evaluations</w:t>
+      </w:r>
+    </w:p>
+    <w:p>
+      <w:pPr>
+        <w:pStyle w:val="ListParagraph"/>
+        <w:numPr>
+          <w:ilvl w:val="0"/>
+          <w:numId w:val="9"/>
+        </w:numPr>
+        <w:tabs>
+          <w:tab w:val="left" w:pos="4080"/>
+        </w:tabs>
+      </w:pPr>
+      <w:r>
+        <w:t>Data</w:t>
+      </w:r>
+    </w:p>
+    <w:p>
+      <w:pPr>
+        <w:pStyle w:val="ListParagraph"/>
+        <w:numPr>
+          <w:ilvl w:val="1"/>
+          <w:numId w:val="1"/>
+        </w:numPr>
+        <w:tabs>
+          <w:tab w:val="left" w:pos="4080"/>
+        </w:tabs>
+      </w:pPr>
+      <w:r>
+        <w:t>csv</w:t>
+      </w:r>
+    </w:p>
+    <w:p>
+      <w:pPr>
+        <w:pStyle w:val="ListParagraph"/>
+        <w:tabs>
+          <w:tab w:val="left" w:pos="4080"/>
+        </w:tabs>
+        <w:ind w:left="1440"/>
+      </w:pPr>
+      <w:r>
+        <w:t>Databases</w:t>
+      </w:r>
+    </w:p>
+    <w:p>
+      <w:pPr>
+        <w:pStyle w:val="ListParagraph"/>
+        <w:tabs>
+          <w:tab w:val="left" w:pos="4080"/>
+        </w:tabs>
+        <w:ind w:left="1440"/>
+      </w:pPr>
+      <w:r>
+        <w:t>API</w:t>
+      </w:r>
+    </w:p>
+    <w:p>
+      <w:pPr>
+        <w:pStyle w:val="ListParagraph"/>
+        <w:tabs>
+          <w:tab w:val="left" w:pos="4080"/>
+        </w:tabs>
+        <w:ind w:left="1440"/>
+      </w:pPr>
+      <w:r>
+        <w:t>Sensors</w:t>
+      </w:r>
+    </w:p>
+    <w:p>
+      <w:pPr>
+        <w:pStyle w:val="ListParagraph"/>
+        <w:tabs>
+          <w:tab w:val="left" w:pos="4080"/>
+        </w:tabs>
+        <w:ind w:left="1440"/>
+      </w:pPr>
+      <w:r>
+        <w:t>Images</w:t>
+      </w:r>
+    </w:p>
+    <w:p>
+      <w:pPr>
+        <w:pStyle w:val="ListParagraph"/>
+        <w:tabs>
+          <w:tab w:val="left" w:pos="4080"/>
+        </w:tabs>
+        <w:ind w:left="1440"/>
+      </w:pPr>
+      <w:r>
+        <w:t>Text</w:t>
+      </w:r>
+    </w:p>
+    <w:p>
+      <w:pPr>
+        <w:pStyle w:val="ListParagraph"/>
+        <w:tabs>
+          <w:tab w:val="left" w:pos="4080"/>
+        </w:tabs>
+        <w:ind w:left="1440"/>
+      </w:pPr>
+      <w:r>
+        <w:t>User activity logs</w:t>
+      </w:r>
+    </w:p>
+    <w:p>
+      <w:pPr>
+        <w:pStyle w:val="ListParagraph"/>
+        <w:numPr>
+          <w:ilvl w:val="0"/>
+          <w:numId w:val="9"/>
+        </w:numPr>
+        <w:tabs>
+          <w:tab w:val="left" w:pos="4080"/>
+        </w:tabs>
+      </w:pPr>
+      <w:r>
+        <w:t>Clean Data</w:t>
+      </w:r>
+    </w:p>
+    <w:p>
+      <w:pPr>
+        <w:pStyle w:val="ListParagraph"/>
+        <w:numPr>
+          <w:ilvl w:val="1"/>
+          <w:numId w:val="1"/>
+        </w:numPr>
+        <w:tabs>
+          <w:tab w:val="left" w:pos="4080"/>
+        </w:tabs>
+      </w:pPr>
+      <w:r>
+        <w:t>Handling missing values</w:t>
+      </w:r>
+    </w:p>
+    <w:p>
+      <w:pPr>
+        <w:pStyle w:val="ListParagraph"/>
+        <w:numPr>
+          <w:ilvl w:val="1"/>
+          <w:numId w:val="1"/>
+        </w:numPr>
+        <w:tabs>
+          <w:tab w:val="left" w:pos="4080"/>
+        </w:tabs>
+      </w:pPr>
+      <w:r>
+        <w:t>Removing duplicate records</w:t>
+      </w:r>
+    </w:p>
+    <w:p>
+      <w:pPr>
+        <w:pStyle w:val="ListParagraph"/>
+        <w:numPr>
+          <w:ilvl w:val="1"/>
+          <w:numId w:val="1"/>
+        </w:numPr>
+        <w:tabs>
+          <w:tab w:val="left" w:pos="4080"/>
+        </w:tabs>
+      </w:pPr>
+      <w:r>
+        <w:t xml:space="preserve">Fixing incorrect data types </w:t>
+      </w:r>
+    </w:p>
+    <w:p>
+      <w:pPr>
+        <w:pStyle w:val="ListParagraph"/>
+        <w:numPr>
+          <w:ilvl w:val="1"/>
+          <w:numId w:val="1"/>
+        </w:numPr>
+        <w:tabs>
+          <w:tab w:val="left" w:pos="4080"/>
+        </w:tabs>
+      </w:pPr>
+      <w:r>
+        <w:t>Removing unnecessary characters</w:t>
+      </w:r>
+    </w:p>
+    <w:p>
+      <w:pPr>
+        <w:pStyle w:val="ListParagraph"/>
+        <w:numPr>
+          <w:ilvl w:val="1"/>
+          <w:numId w:val="1"/>
+        </w:numPr>
+        <w:tabs>
+          <w:tab w:val="left" w:pos="4080"/>
+        </w:tabs>
+      </w:pPr>
+      <w:r>
+        <w:t>Correcting inconsistent values</w:t>
+      </w:r>
+    </w:p>
+    <w:p>
+      <w:pPr>
+        <w:pStyle w:val="ListParagraph"/>
+        <w:numPr>
+          <w:ilvl w:val="0"/>
+          <w:numId w:val="9"/>
+        </w:numPr>
+        <w:tabs>
+          <w:tab w:val="left" w:pos="4080"/>
+        </w:tabs>
+      </w:pPr>
+      <w:r>
+        <w:t>Feature</w:t>
+      </w:r>
+      <w:r>
+        <w:t xml:space="preserve"> Engineering</w:t>
+      </w:r>
+    </w:p>
+    <w:p>
+      <w:pPr>
+        <w:pStyle w:val="ListParagraph"/>
+        <w:numPr>
+          <w:ilvl w:val="1"/>
+          <w:numId w:val="1"/>
+        </w:numPr>
+        <w:tabs>
+          <w:tab w:val="left" w:pos="4080"/>
+        </w:tabs>
+      </w:pPr>
+      <w:r>
+        <w:t>An input variable used by the model to make predictions</w:t>
+      </w:r>
+    </w:p>
+    <w:p>
+      <w:pPr>
+        <w:pStyle w:val="ListParagraph"/>
+        <w:numPr>
+          <w:ilvl w:val="1"/>
+          <w:numId w:val="1"/>
+        </w:numPr>
+        <w:tabs>
+          <w:tab w:val="left" w:pos="4080"/>
+        </w:tabs>
+      </w:pPr>
+      <w:r>
+        <w:t>Outputs are called targets</w:t>
+      </w:r>
+    </w:p>
+    <w:p>
+      <w:pPr>
+        <w:pStyle w:val="ListParagraph"/>
+        <w:numPr>
+          <w:ilvl w:val="1"/>
+          <w:numId w:val="1"/>
+        </w:numPr>
+        <w:tabs>
+          <w:tab w:val="left" w:pos="4080"/>
+        </w:tabs>
+      </w:pPr>
+      <w:r>
+        <w:t>Selecting useful features</w:t>
+      </w:r>
+    </w:p>
+    <w:p>
+      <w:pPr>
+        <w:pStyle w:val="ListParagraph"/>
+        <w:numPr>
+          <w:ilvl w:val="1"/>
+          <w:numId w:val="1"/>
+        </w:numPr>
+        <w:tabs>
+          <w:tab w:val="left" w:pos="4080"/>
+        </w:tabs>
+      </w:pPr>
+      <w:r>
+        <w:t>Creating new features</w:t>
+      </w:r>
+    </w:p>
+    <w:p>
+      <w:pPr>
+        <w:pStyle w:val="ListParagraph"/>
+        <w:numPr>
+          <w:ilvl w:val="1"/>
+          <w:numId w:val="1"/>
+        </w:numPr>
+        <w:tabs>
+          <w:tab w:val="left" w:pos="4080"/>
+        </w:tabs>
+      </w:pPr>
+      <w:r>
+        <w:t>Encoding categorical variables</w:t>
+      </w:r>
+    </w:p>
+    <w:p>
+      <w:pPr>
+        <w:pStyle w:val="ListParagraph"/>
+        <w:numPr>
+          <w:ilvl w:val="1"/>
+          <w:numId w:val="1"/>
+        </w:numPr>
+        <w:tabs>
+          <w:tab w:val="left" w:pos="4080"/>
+        </w:tabs>
+      </w:pPr>
+      <w:r>
+        <w:t>Scaling numerical variables</w:t>
+      </w:r>
+    </w:p>
+    <w:p>
+      <w:pPr>
+        <w:pStyle w:val="ListParagraph"/>
+        <w:numPr>
+          <w:ilvl w:val="0"/>
+          <w:numId w:val="9"/>
+        </w:numPr>
+        <w:tabs>
+          <w:tab w:val="left" w:pos="4080"/>
+        </w:tabs>
+      </w:pPr>
+      <w:r>
+        <w:t>Train / Test split</w:t>
+      </w:r>
+    </w:p>
+    <w:p>
+      <w:pPr>
+        <w:pStyle w:val="ListParagraph"/>
+        <w:numPr>
+          <w:ilvl w:val="1"/>
+          <w:numId w:val="1"/>
+        </w:numPr>
+        <w:tabs>
+          <w:tab w:val="left" w:pos="4080"/>
+        </w:tabs>
+      </w:pPr>
+      <w:r>
+        <w:t>Before testing we divide dataset into training set and test set</w:t>
+      </w:r>
+    </w:p>
+    <w:p>
+      <w:pPr>
+        <w:pStyle w:val="ListParagraph"/>
+        <w:numPr>
+          <w:ilvl w:val="0"/>
+          <w:numId w:val="9"/>
+        </w:numPr>
+        <w:tabs>
+          <w:tab w:val="left" w:pos="4080"/>
+        </w:tabs>
+      </w:pPr>
+      <w:r>
+        <w:t>Machine Learning Models</w:t>
+      </w:r>
+    </w:p>
+    <w:p>
+      <w:pPr>
+        <w:pStyle w:val="ListParagraph"/>
+        <w:numPr>
+          <w:ilvl w:val="1"/>
+          <w:numId w:val="1"/>
+        </w:numPr>
+        <w:tabs>
+          <w:tab w:val="left" w:pos="4080"/>
+        </w:tabs>
+      </w:pPr>
+      <w:r>
+        <w:t>An algorithm that learns patterns from the training data</w:t>
+      </w:r>
+    </w:p>
+    <w:p>
+      <w:pPr>
+        <w:pStyle w:val="ListParagraph"/>
+        <w:numPr>
+          <w:ilvl w:val="1"/>
+          <w:numId w:val="1"/>
+        </w:numPr>
+        <w:tabs>
+          <w:tab w:val="left" w:pos="4080"/>
+        </w:tabs>
+      </w:pPr>
+      <w:r>
+        <w:t>Examples include:</w:t>
+      </w:r>
+    </w:p>
+    <w:p>
+      <w:pPr>
+        <w:pStyle w:val="ListParagraph"/>
+        <w:numPr>
+          <w:ilvl w:val="2"/>
+          <w:numId w:val="1"/>
+        </w:numPr>
+        <w:tabs>
+          <w:tab w:val="left" w:pos="4080"/>
+        </w:tabs>
+      </w:pPr>
+      <w:r>
+        <w:t>Linear Regression</w:t>
+      </w:r>
+    </w:p>
+    <w:p>
+      <w:pPr>
+        <w:pStyle w:val="ListParagraph"/>
+        <w:numPr>
+          <w:ilvl w:val="2"/>
+          <w:numId w:val="1"/>
+        </w:numPr>
+        <w:tabs>
+          <w:tab w:val="left" w:pos="4080"/>
+        </w:tabs>
+      </w:pPr>
+      <w:r>
+        <w:t>K-Nearest Neighbors</w:t>
+      </w:r>
+    </w:p>
+    <w:p>
+      <w:pPr>
+        <w:pStyle w:val="ListParagraph"/>
+        <w:numPr>
+          <w:ilvl w:val="2"/>
+          <w:numId w:val="1"/>
+        </w:numPr>
+        <w:tabs>
+          <w:tab w:val="left" w:pos="4080"/>
+        </w:tabs>
+      </w:pPr>
+      <w:r>
+        <w:t>Logistic Regression</w:t>
+      </w:r>
+    </w:p>
+    <w:p>
+      <w:pPr>
+        <w:pStyle w:val="ListParagraph"/>
+        <w:numPr>
+          <w:ilvl w:val="2"/>
+          <w:numId w:val="1"/>
+        </w:numPr>
+        <w:tabs>
+          <w:tab w:val="left" w:pos="4080"/>
+        </w:tabs>
+      </w:pPr>
+      <w:r>
+        <w:lastRenderedPageBreak/>
+        <w:t>Naïve Bayes</w:t>
+      </w:r>
+    </w:p>
+    <w:p>
+      <w:pPr>
+        <w:pStyle w:val="ListParagraph"/>
+        <w:numPr>
+          <w:ilvl w:val="0"/>
+          <w:numId w:val="9"/>
+        </w:numPr>
+        <w:tabs>
+          <w:tab w:val="left" w:pos="4080"/>
+        </w:tabs>
+      </w:pPr>
+      <w:r>
+        <w:t>Prediction</w:t>
+      </w:r>
+    </w:p>
+    <w:p>
+      <w:pPr>
+        <w:pStyle w:val="ListParagraph"/>
+        <w:numPr>
+          <w:ilvl w:val="1"/>
+          <w:numId w:val="1"/>
+        </w:numPr>
+        <w:tabs>
+          <w:tab w:val="left" w:pos="4080"/>
+        </w:tabs>
+      </w:pPr>
+      <w:r>
+        <w:t>After learning from training data, the model makes predictions for new observations</w:t>
+      </w:r>
+    </w:p>
+    <w:p>
+      <w:pPr>
+        <w:pStyle w:val="ListParagraph"/>
+        <w:numPr>
+          <w:ilvl w:val="0"/>
+          <w:numId w:val="9"/>
+        </w:numPr>
+        <w:tabs>
+          <w:tab w:val="left" w:pos="4080"/>
+        </w:tabs>
+      </w:pPr>
+      <w:r>
+        <w:t>Evaluation</w:t>
+      </w:r>
+    </w:p>
+    <w:p>
+      <w:pPr>
+        <w:pStyle w:val="ListParagraph"/>
+        <w:numPr>
+          <w:ilvl w:val="1"/>
+          <w:numId w:val="1"/>
+        </w:numPr>
+        <w:tabs>
+          <w:tab w:val="left" w:pos="4080"/>
+        </w:tabs>
+      </w:pPr>
+      <w:r>
+        <w:t>Prediction is useful only if it is accurate</w:t>
+      </w:r>
+    </w:p>
+    <w:p>
+      <w:pPr>
+        <w:pStyle w:val="ListParagraph"/>
+        <w:numPr>
+          <w:ilvl w:val="1"/>
+          <w:numId w:val="1"/>
+        </w:numPr>
+        <w:tabs>
+          <w:tab w:val="left" w:pos="4080"/>
+        </w:tabs>
+      </w:pPr>
+      <w:r>
+        <w:t>Errors = the differences between actual and predicted values</w:t>
+      </w:r>
+    </w:p>
+    <w:p>
+      <w:pPr>
+        <w:pStyle w:val="ListParagraph"/>
+        <w:numPr>
+          <w:ilvl w:val="1"/>
+          <w:numId w:val="1"/>
+        </w:numPr>
+        <w:tabs>
+          <w:tab w:val="left" w:pos="4080"/>
+        </w:tabs>
+      </w:pPr>
+      <w:r>
+        <w:t>Evaluation tells us how well the model performs</w:t>
+      </w:r>
+    </w:p>
+    <w:p>
+      <w:pPr>
+        <w:pStyle w:val="ListParagraph"/>
+        <w:numPr>
+          <w:ilvl w:val="1"/>
+          <w:numId w:val="1"/>
+        </w:numPr>
+        <w:tabs>
+          <w:tab w:val="left" w:pos="4080"/>
+        </w:tabs>
+      </w:pPr>
+      <w:r>
+        <w:t>Evaluation metrics</w:t>
+      </w:r>
+    </w:p>
+    <w:p>
+      <w:pPr>
+        <w:pStyle w:val="ListParagraph"/>
+        <w:numPr>
+          <w:ilvl w:val="2"/>
+          <w:numId w:val="1"/>
+        </w:numPr>
+        <w:tabs>
+          <w:tab w:val="left" w:pos="4080"/>
+        </w:tabs>
+      </w:pPr>
+      <w:r>
+        <w:t>Mean Absolute Error</w:t>
+      </w:r>
+    </w:p>
+    <w:p>
+      <w:pPr>
+        <w:pStyle w:val="ListParagraph"/>
+        <w:numPr>
+          <w:ilvl w:val="2"/>
+          <w:numId w:val="1"/>
+        </w:numPr>
+        <w:tabs>
+          <w:tab w:val="left" w:pos="4080"/>
+        </w:tabs>
+      </w:pPr>
+      <w:r>
+        <w:t>Mean Squared Error</w:t>
+      </w:r>
+    </w:p>
+    <w:p>
+      <w:pPr>
+        <w:pStyle w:val="ListParagraph"/>
+        <w:numPr>
+          <w:ilvl w:val="2"/>
+          <w:numId w:val="1"/>
+        </w:numPr>
+        <w:tabs>
+          <w:tab w:val="left" w:pos="4080"/>
+        </w:tabs>
+      </w:pPr>
+      <w:r>
+        <w:t>Accuracy</w:t>
+      </w:r>
+    </w:p>
+    <w:p>
+      <w:pPr>
+        <w:pStyle w:val="ListParagraph"/>
+        <w:numPr>
+          <w:ilvl w:val="0"/>
+          <w:numId w:val="9"/>
+        </w:numPr>
+        <w:tabs>
+          <w:tab w:val="left" w:pos="4080"/>
+        </w:tabs>
+      </w:pPr>
+      <w:r>
+        <w:t>Deploy the Model</w:t>
+      </w:r>
+    </w:p>
+    <w:p>
+      <w:pPr>
+        <w:pStyle w:val="ListParagraph"/>
+        <w:numPr>
+          <w:ilvl w:val="1"/>
+          <w:numId w:val="1"/>
+        </w:numPr>
+        <w:tabs>
+          <w:tab w:val="left" w:pos="4080"/>
+        </w:tabs>
+      </w:pPr>
+      <w:r>
+        <w:t>A successful model should eventually be used in a real application</w:t>
+      </w:r>
+    </w:p>
+    <w:p>
+      <w:pPr>
+        <w:pStyle w:val="ListParagraph"/>
+        <w:numPr>
+          <w:ilvl w:val="1"/>
+          <w:numId w:val="1"/>
+        </w:numPr>
+        <w:tabs>
+          <w:tab w:val="left" w:pos="4080"/>
+        </w:tabs>
+      </w:pPr>
+      <w:r>
+        <w:t>This step is called deployment</w:t>
+      </w:r>
+    </w:p>
+    <w:p>
+      <w:pPr>
+        <w:tabs>
+          <w:tab w:val="left" w:pos="4080"/>
+        </w:tabs>
+      </w:pPr>
+      <w:r>
+        <w:t>### Memorization vs Learning</w:t>
+      </w:r>
+    </w:p>
+    <w:p>
+      <w:pPr>
+        <w:pStyle w:val="ListParagraph"/>
+        <w:numPr>
+          <w:ilvl w:val="0"/>
+          <w:numId w:val="1"/>
+        </w:numPr>
+        <w:tabs>
+          <w:tab w:val="left" w:pos="4080"/>
+        </w:tabs>
+      </w:pPr>
+      <w:r>
+        <w:t>Memorization = “I have seen this exact example before”</w:t>
+      </w:r>
+    </w:p>
+    <w:p>
+      <w:pPr>
+        <w:pStyle w:val="ListParagraph"/>
+        <w:numPr>
+          <w:ilvl w:val="0"/>
+          <w:numId w:val="1"/>
+        </w:numPr>
+        <w:tabs>
+          <w:tab w:val="left" w:pos="4080"/>
+        </w:tabs>
+      </w:pPr>
+      <w:r>
+        <w:t xml:space="preserve">Learning = </w:t>
+      </w:r>
+      <w:proofErr w:type="gramStart"/>
+      <w:r>
+        <w:t>“ I</w:t>
+      </w:r>
+      <w:proofErr w:type="gramEnd"/>
+      <w:r>
+        <w:t xml:space="preserve"> understand the pattern and can solve new examples.”</w:t>
+      </w:r>
+    </w:p>
+    <w:p>
+      <w:pPr>
+        <w:pStyle w:val="ListParagraph"/>
+        <w:numPr>
+          <w:ilvl w:val="0"/>
+          <w:numId w:val="1"/>
+        </w:numPr>
+        <w:tabs>
+          <w:tab w:val="left" w:pos="4080"/>
+        </w:tabs>
+      </w:pPr>
+      <w:r>
+        <w:t>To fairly evaluate a Machine Learning model, we divide the dataset into two parts</w:t>
+      </w:r>
+    </w:p>
+    <w:p>
+      <w:pPr>
+        <w:pStyle w:val="ListParagraph"/>
+        <w:numPr>
+          <w:ilvl w:val="0"/>
+          <w:numId w:val="1"/>
+        </w:numPr>
+        <w:tabs>
+          <w:tab w:val="left" w:pos="4080"/>
+        </w:tabs>
+      </w:pPr>
+      <w:r>
+        <w:t>80% training set</w:t>
+      </w:r>
+    </w:p>
+    <w:p>
+      <w:pPr>
+        <w:pStyle w:val="ListParagraph"/>
+        <w:numPr>
+          <w:ilvl w:val="1"/>
+          <w:numId w:val="1"/>
+        </w:numPr>
+        <w:tabs>
+          <w:tab w:val="left" w:pos="4080"/>
+        </w:tabs>
+      </w:pPr>
+      <w:r>
+        <w:t>Used to teach the model</w:t>
+      </w:r>
+    </w:p>
+    <w:p>
+      <w:pPr>
+        <w:pStyle w:val="ListParagraph"/>
+        <w:numPr>
+          <w:ilvl w:val="0"/>
+          <w:numId w:val="1"/>
+        </w:numPr>
+        <w:tabs>
+          <w:tab w:val="left" w:pos="4080"/>
+        </w:tabs>
+      </w:pPr>
+      <w:r>
+        <w:t>20% testing set</w:t>
+      </w:r>
+    </w:p>
+    <w:p>
+      <w:pPr>
+        <w:pStyle w:val="ListParagraph"/>
+        <w:numPr>
+          <w:ilvl w:val="1"/>
+          <w:numId w:val="1"/>
+        </w:numPr>
+        <w:tabs>
+          <w:tab w:val="left" w:pos="4080"/>
+        </w:tabs>
+      </w:pPr>
+      <w:r>
+        <w:t>Never shown during training</w:t>
+      </w:r>
+    </w:p>
+    <w:p>
+      <w:pPr>
+        <w:pStyle w:val="ListParagraph"/>
+        <w:numPr>
+          <w:ilvl w:val="1"/>
+          <w:numId w:val="1"/>
+        </w:numPr>
+        <w:tabs>
+          <w:tab w:val="left" w:pos="4080"/>
+        </w:tabs>
+      </w:pPr>
+      <w:r>
+        <w:t>Acts as a final exam</w:t>
+      </w:r>
+    </w:p>
+    <w:p>
+      <w:pPr>
+        <w:pStyle w:val="ListParagraph"/>
+        <w:numPr>
+          <w:ilvl w:val="0"/>
+          <w:numId w:val="1"/>
+        </w:numPr>
+        <w:tabs>
+          <w:tab w:val="left" w:pos="4080"/>
+        </w:tabs>
+      </w:pPr>
+      <w:r>
+        <w:t>Data leakage = when information from the test set is accidentally used during training</w:t>
+      </w:r>
+    </w:p>
+    <w:p>
+      <w:pPr>
+        <w:pStyle w:val="ListParagraph"/>
+        <w:numPr>
+          <w:ilvl w:val="0"/>
+          <w:numId w:val="1"/>
+        </w:numPr>
+        <w:tabs>
+          <w:tab w:val="left" w:pos="4080"/>
+        </w:tabs>
+      </w:pPr>
+      <w:r>
+        <w:t>“The test set must remain completely untouched until the final evaluation”</w:t>
+      </w:r>
+    </w:p>
+    <w:p>
+      <w:pPr>
+        <w:pStyle w:val="ListParagraph"/>
+        <w:numPr>
+          <w:ilvl w:val="0"/>
+          <w:numId w:val="1"/>
+        </w:numPr>
+        <w:tabs>
+          <w:tab w:val="left" w:pos="4080"/>
+        </w:tabs>
+      </w:pPr>
+      <w:r>
+        <w:t>Scikit =&gt;</w:t>
+      </w:r>
+    </w:p>
+    <w:p>
+      <w:pPr>
+        <w:pStyle w:val="ListParagraph"/>
+        <w:numPr>
+          <w:ilvl w:val="1"/>
+          <w:numId w:val="1"/>
+        </w:numPr>
+        <w:tabs>
+          <w:tab w:val="left" w:pos="4080"/>
+        </w:tabs>
+      </w:pPr>
+      <w:proofErr w:type="spellStart"/>
+      <w:r>
+        <w:t>Xtr</w:t>
+      </w:r>
+      <w:proofErr w:type="spellEnd"/>
+      <w:r>
+        <w:t xml:space="preserve">, </w:t>
+      </w:r>
+      <w:proofErr w:type="spellStart"/>
+      <w:r>
+        <w:t>Xte</w:t>
+      </w:r>
+      <w:proofErr w:type="spellEnd"/>
+      <w:r>
+        <w:t xml:space="preserve">, </w:t>
+      </w:r>
+      <w:proofErr w:type="spellStart"/>
+      <w:r>
+        <w:t>Ytr</w:t>
+      </w:r>
+      <w:proofErr w:type="spellEnd"/>
+      <w:r>
+        <w:t xml:space="preserve">, </w:t>
+      </w:r>
+      <w:proofErr w:type="spellStart"/>
+      <w:r>
+        <w:t>Yte</w:t>
+      </w:r>
+      <w:proofErr w:type="spellEnd"/>
+      <w:r>
+        <w:t xml:space="preserve"> </w:t>
+      </w:r>
+      <w:proofErr w:type="gramStart"/>
+      <w:r>
+        <w:t xml:space="preserve">=  </w:t>
+      </w:r>
+      <w:proofErr w:type="spellStart"/>
+      <w:r>
+        <w:t>train</w:t>
+      </w:r>
+      <w:proofErr w:type="gramEnd"/>
+      <w:r>
+        <w:t>_test_</w:t>
+      </w:r>
+      <w:proofErr w:type="gramStart"/>
+      <w:r>
+        <w:t>split</w:t>
+      </w:r>
+      <w:proofErr w:type="spellEnd"/>
+      <w:r>
+        <w:t>(</w:t>
+      </w:r>
+      <w:proofErr w:type="gramEnd"/>
+      <w:r>
+        <w:t xml:space="preserve">x, y, </w:t>
+      </w:r>
+      <w:proofErr w:type="spellStart"/>
+      <w:r>
+        <w:t>test_size</w:t>
+      </w:r>
+      <w:proofErr w:type="spellEnd"/>
+      <w:r>
+        <w:t>=0.</w:t>
+      </w:r>
+      <w:proofErr w:type="gramStart"/>
+      <w:r>
+        <w:t xml:space="preserve">20,  </w:t>
+      </w:r>
+      <w:proofErr w:type="spellStart"/>
+      <w:r>
+        <w:t>random</w:t>
+      </w:r>
+      <w:proofErr w:type="gramEnd"/>
+      <w:r>
+        <w:t>_stats</w:t>
+      </w:r>
+      <w:proofErr w:type="spellEnd"/>
+      <w:r>
+        <w:t>=42)</w:t>
+      </w:r>
+    </w:p>
+    <w:p>
+      <w:pPr>
+        <w:pStyle w:val="ListParagraph"/>
+        <w:numPr>
+          <w:ilvl w:val="0"/>
+          <w:numId w:val="1"/>
+        </w:numPr>
+        <w:tabs>
+          <w:tab w:val="left" w:pos="4080"/>
+        </w:tabs>
+      </w:pPr>
+      <w:r>
+        <w:t>The complete workflow</w:t>
+      </w:r>
+    </w:p>
+    <w:p>
+      <w:pPr>
+        <w:pStyle w:val="ListParagraph"/>
+        <w:numPr>
+          <w:ilvl w:val="1"/>
+          <w:numId w:val="1"/>
+        </w:numPr>
+        <w:tabs>
+          <w:tab w:val="left" w:pos="4080"/>
+        </w:tabs>
+      </w:pPr>
+      <w:r>
+        <w:t xml:space="preserve">Load Dataset </w:t>
+      </w:r>
+      <w:r>
+        <w:sym w:font="Wingdings" w:char="F0E0"/>
+      </w:r>
+      <w:r>
+        <w:t xml:space="preserve"> Select features and Target</w:t>
+      </w:r>
+      <w:r>
+        <w:sym w:font="Wingdings" w:char="F0E0"/>
+      </w:r>
+      <w:r>
+        <w:t xml:space="preserve"> train/test split </w:t>
+      </w:r>
+      <w:r>
+        <w:sym w:font="Wingdings" w:char="F0E0"/>
+      </w:r>
+      <w:r>
+        <w:t xml:space="preserve"> train model </w:t>
+      </w:r>
+      <w:r>
+        <w:sym w:font="Wingdings" w:char="F0E0"/>
+      </w:r>
+      <w:r>
+        <w:t xml:space="preserve"> predict on test set </w:t>
+      </w:r>
+      <w:r>
+        <w:sym w:font="Wingdings" w:char="F0E0"/>
+      </w:r>
+      <w:r>
+        <w:t xml:space="preserve"> evaluate performance</w:t>
+      </w:r>
+    </w:p>
+    <w:p>
+      <w:pPr>
+        <w:tabs>
+          <w:tab w:val="left" w:pos="4080"/>
+        </w:tabs>
+      </w:pPr>
+    </w:p>
+    <w:p>
+      <w:pPr>
+        <w:pStyle w:val="ListParagraph"/>
+        <w:tabs>
+          <w:tab w:val="left" w:pos="4080"/>
+        </w:tabs>
+        <w:ind w:left="1440"/>
+      </w:pPr>
+    </w:p>
+    <w:p>
+      <w:pPr>
+        <w:tabs>
+          <w:tab w:val="left" w:pos="4080"/>
+        </w:tabs>
+        <w:ind w:left="1080"/>
+      </w:pPr>
+    </w:p>
+    <w:p>
+      <w:pPr>
+        <w:tabs>
+          <w:tab w:val="left" w:pos="4080"/>
+        </w:tabs>
+      </w:pPr>
+      <w:r>
+        <w:lastRenderedPageBreak/>
+        <w:t xml:space="preserve">### Linear Regression </w:t>
+      </w:r>
+    </w:p>
+    <w:p>
+      <w:pPr>
+        <w:pStyle w:val="ListParagraph"/>
+        <w:numPr>
+          <w:ilvl w:val="0"/>
+          <w:numId w:val="1"/>
+        </w:numPr>
+        <w:tabs>
+          <w:tab w:val="left" w:pos="4080"/>
+        </w:tabs>
+      </w:pPr>
+      <w:r>
+        <w:t xml:space="preserve">Tries to find the best fitting straight line through the data </w:t>
+      </w:r>
+    </w:p>
+    <w:p>
+      <w:pPr>
+        <w:pStyle w:val="ListParagraph"/>
+        <w:numPr>
+          <w:ilvl w:val="0"/>
+          <w:numId w:val="1"/>
+        </w:numPr>
+        <w:tabs>
+          <w:tab w:val="left" w:pos="4080"/>
+        </w:tabs>
+      </w:pPr>
+      <w:r>
+        <w:t>Instead of connecting every point, we find one line that captures the overall trend</w:t>
+      </w:r>
+    </w:p>
+    <w:p>
+      <w:pPr>
+        <w:pStyle w:val="ListParagraph"/>
+        <w:numPr>
+          <w:ilvl w:val="0"/>
+          <w:numId w:val="1"/>
+        </w:numPr>
+        <w:tabs>
+          <w:tab w:val="left" w:pos="4080"/>
+        </w:tabs>
+      </w:pPr>
+      <w:r>
+        <w:t xml:space="preserve">Y = </w:t>
+      </w:r>
+      <w:proofErr w:type="spellStart"/>
+      <w:r>
+        <w:t>wx</w:t>
+      </w:r>
+      <w:proofErr w:type="spellEnd"/>
+      <w:r>
+        <w:t xml:space="preserve"> + b</w:t>
+      </w:r>
+    </w:p>
+    <w:p>
+      <w:pPr>
+        <w:pStyle w:val="ListParagraph"/>
+        <w:numPr>
+          <w:ilvl w:val="0"/>
+          <w:numId w:val="1"/>
+        </w:numPr>
+        <w:tabs>
+          <w:tab w:val="left" w:pos="4080"/>
+        </w:tabs>
+      </w:pPr>
+      <w:r>
+        <w:t>Y = predicted value</w:t>
+      </w:r>
+    </w:p>
+    <w:p>
+      <w:pPr>
+        <w:pStyle w:val="ListParagraph"/>
+        <w:numPr>
+          <w:ilvl w:val="0"/>
+          <w:numId w:val="1"/>
+        </w:numPr>
+        <w:tabs>
+          <w:tab w:val="left" w:pos="4080"/>
+        </w:tabs>
+      </w:pPr>
+      <w:r>
+        <w:t>X= input feature</w:t>
+      </w:r>
+    </w:p>
+    <w:p>
+      <w:pPr>
+        <w:pStyle w:val="ListParagraph"/>
+        <w:numPr>
+          <w:ilvl w:val="0"/>
+          <w:numId w:val="1"/>
+        </w:numPr>
+        <w:tabs>
+          <w:tab w:val="left" w:pos="4080"/>
+        </w:tabs>
+      </w:pPr>
+      <w:r>
+        <w:t>W= weight</w:t>
+      </w:r>
+    </w:p>
+    <w:p>
+      <w:pPr>
+        <w:pStyle w:val="ListParagraph"/>
+        <w:numPr>
+          <w:ilvl w:val="0"/>
+          <w:numId w:val="1"/>
+        </w:numPr>
+        <w:tabs>
+          <w:tab w:val="left" w:pos="4080"/>
+        </w:tabs>
+      </w:pPr>
+      <w:r>
+        <w:t>B= bias</w:t>
+      </w:r>
+    </w:p>
+    <w:p>
+      <w:pPr>
+        <w:pStyle w:val="ListParagraph"/>
+        <w:numPr>
+          <w:ilvl w:val="0"/>
+          <w:numId w:val="1"/>
+        </w:numPr>
+        <w:tabs>
+          <w:tab w:val="left" w:pos="4080"/>
+        </w:tabs>
+      </w:pPr>
+      <w:r>
+        <w:t>W and b are called the model parameters</w:t>
+      </w:r>
     </w:p>
     <w:sectPr>
       <w:pgSz w:w="12240" w:h="15840"/>
@@ -2237,16 +6529,16 @@
 <file path=word/numbering.xml><?xml version="1.0" encoding="utf-8"?>
 <w:numbering xmlns:wpc="http://schemas.microsoft.com/office/word/2010/wordprocessingCanvas" xmlns:cx="http://schemas.microsoft.com/office/drawing/2014/chartex" xmlns:cx1="http://schemas.microsoft.com/office/drawing/2015/9/8/chartex" xmlns:cx2="http://schemas.microsoft.com/office/drawing/2015/10/21/chartex" xmlns:cx3="http://schemas.microsoft.com/office/drawing/2016/5/9/chartex" xmlns:cx4="http://schemas.microsoft.com/office/drawing/2016/5/10/chartex" xmlns:cx5="http://schemas.microsoft.com/office/drawing/2016/5/11/chartex" xmlns:cx6="http://schemas.microsoft.com/office/drawing/2016/5/12/chartex" xmlns:cx7="http://schemas.microsoft.com/office/drawing/2016/5/13/chartex" xmlns:cx8="http://schemas.microsoft.com/office/drawing/2016/5/14/chartex" xmlns:mc="http://schemas.openxmlformats.org/markup-compatibility/2006" xmlns:aink="http://schemas.microsoft.com/office/drawing/2016/ink" xmlns:am3d="http://schemas.microsoft.com/office/drawing/2017/model3d" xmlns:o="urn:schemas-microsoft-com:office:office" xmlns:oel="http://schemas.microsoft.com/office/2019/extlst" xmlns:r="http://schemas.openxmlformats.org/officeDocument/2006/relationships" xmlns:m="http://schemas.openxmlformats.org/officeDocument/2006/math" xmlns:v="urn:schemas-microsoft-com:vml" xmlns:wp14="http://schemas.microsoft.com/office/word/2010/wordprocessingDrawing" xmlns:wp="http://schemas.openxmlformats.org/drawingml/2006/wordprocessingDrawing" xmlns:w10="urn:schemas-microsoft-com:office:word" xmlns:w="http://schemas.openxmlformats.org/wordprocessingml/2006/main" xmlns:w14="http://schemas.microsoft.com/office/word/2010/wordml" xmlns:w15="http://schemas.microsoft.com/office/word/2012/wordml" xmlns:w16cex="http://schemas.microsoft.com/office/word/2018/wordml/cex" xmlns:w16cid="http://schemas.microsoft.com/office/word/2016/wordml/cid" xmlns:w16="http://schemas.microsoft.com/office/word/2018/wordml" xmlns:w16du="http://schemas.microsoft.com/office/word/2023/wordml/word16du" xmlns:w16sdtdh="http://schemas.microsoft.com/office/word/2020/wordml/sdtdatahash" xmlns:w16sdtfl="http://schemas.microsoft.com/office/word/2024/wordml/sdtformatlock" xmlns:w16se="http://schemas.microsoft.com/office/word/2015/wordml/symex" xmlns:wpg="http://schemas.microsoft.com/office/word/2010/wordprocessingGroup" xmlns:wpi="http://schemas.microsoft.com/office/word/2010/wordprocessingInk" xmlns:wne="http://schemas.microsoft.com/office/word/2006/wordml" xmlns:wps="http://schemas.microsoft.com/office/word/2010/wordprocessingShape" mc:Ignorable="w14 w15 w16se w16cid w16 w16cex w16sdtdh w16sdtfl w16du wp14">
   <w:abstractNum w:abstractNumId="0" w15:restartNumberingAfterBreak="0">
-    <w:nsid w:val="390B0EC4"/>
+    <w:nsid w:val="054D18A1"/>
     <w:multiLevelType w:val="hybridMultilevel"/>
-    <w:tmpl w:val="423C84FE"/>
-    <w:lvl w:ilvl="0" w:tplc="EF843972">
+    <w:tmpl w:val="05643C46"/>
+    <w:lvl w:ilvl="0" w:tplc="6810A37A">
       <w:start w:val="1"/>
       <w:numFmt w:val="decimal"/>
       <w:lvlText w:val="%1-"/>
       <w:lvlJc w:val="left"/>
       <w:pPr>
-        <w:ind w:left="720" w:hanging="360"/>
+        <w:ind w:left="1080" w:hanging="360"/>
       </w:pPr>
       <w:rPr>
         <w:rFonts w:hint="default"/>
@@ -2258,7 +6550,7 @@
       <w:lvlText w:val="%2."/>
       <w:lvlJc w:val="left"/>
       <w:pPr>
-        <w:ind w:left="1440" w:hanging="360"/>
+        <w:ind w:left="1800" w:hanging="360"/>
       </w:pPr>
     </w:lvl>
     <w:lvl w:ilvl="2" w:tplc="0409001B" w:tentative="1">
@@ -2267,7 +6559,7 @@
       <w:lvlText w:val="%3."/>
       <w:lvlJc w:val="right"/>
       <w:pPr>
-        <w:ind w:left="2160" w:hanging="180"/>
+        <w:ind w:left="2520" w:hanging="180"/>
       </w:pPr>
     </w:lvl>
     <w:lvl w:ilvl="3" w:tplc="0409000F" w:tentative="1">
@@ -2276,7 +6568,7 @@
       <w:lvlText w:val="%4."/>
       <w:lvlJc w:val="left"/>
       <w:pPr>
-        <w:ind w:left="2880" w:hanging="360"/>
+        <w:ind w:left="3240" w:hanging="360"/>
       </w:pPr>
     </w:lvl>
     <w:lvl w:ilvl="4" w:tplc="04090019" w:tentative="1">
@@ -2285,7 +6577,7 @@
       <w:lvlText w:val="%5."/>
       <w:lvlJc w:val="left"/>
       <w:pPr>
-        <w:ind w:left="3600" w:hanging="360"/>
+        <w:ind w:left="3960" w:hanging="360"/>
       </w:pPr>
     </w:lvl>
     <w:lvl w:ilvl="5" w:tplc="0409001B" w:tentative="1">
@@ -2294,7 +6586,7 @@
       <w:lvlText w:val="%6."/>
       <w:lvlJc w:val="right"/>
       <w:pPr>
-        <w:ind w:left="4320" w:hanging="180"/>
+        <w:ind w:left="4680" w:hanging="180"/>
       </w:pPr>
     </w:lvl>
     <w:lvl w:ilvl="6" w:tplc="0409000F" w:tentative="1">
@@ -2303,7 +6595,7 @@
       <w:lvlText w:val="%7."/>
       <w:lvlJc w:val="left"/>
       <w:pPr>
-        <w:ind w:left="5040" w:hanging="360"/>
+        <w:ind w:left="5400" w:hanging="360"/>
       </w:pPr>
     </w:lvl>
     <w:lvl w:ilvl="7" w:tplc="04090019" w:tentative="1">
@@ -2312,7 +6604,7 @@
       <w:lvlText w:val="%8."/>
       <w:lvlJc w:val="left"/>
       <w:pPr>
-        <w:ind w:left="5760" w:hanging="360"/>
+        <w:ind w:left="6120" w:hanging="360"/>
       </w:pPr>
     </w:lvl>
     <w:lvl w:ilvl="8" w:tplc="0409001B" w:tentative="1">
@@ -2321,11 +6613,189 @@
       <w:lvlText w:val="%9."/>
       <w:lvlJc w:val="right"/>
       <w:pPr>
-        <w:ind w:left="6480" w:hanging="180"/>
+        <w:ind w:left="6840" w:hanging="180"/>
       </w:pPr>
     </w:lvl>
   </w:abstractNum>
   <w:abstractNum w:abstractNumId="1" w15:restartNumberingAfterBreak="0">
+    <w:nsid w:val="11812E02"/>
+    <w:multiLevelType w:val="hybridMultilevel"/>
+    <w:tmpl w:val="D6D8A99C"/>
+    <w:lvl w:ilvl="0" w:tplc="4C0832E4">
+      <w:start w:val="1"/>
+      <w:numFmt w:val="decimal"/>
+      <w:lvlText w:val="%1-"/>
+      <w:lvlJc w:val="left"/>
+      <w:pPr>
+        <w:ind w:left="720" w:hanging="360"/>
+      </w:pPr>
+      <w:rPr>
+        <w:rFonts w:hint="default"/>
+      </w:rPr>
+    </w:lvl>
+    <w:lvl w:ilvl="1" w:tplc="04090019" w:tentative="1">
+      <w:start w:val="1"/>
+      <w:numFmt w:val="lowerLetter"/>
+      <w:lvlText w:val="%2."/>
+      <w:lvlJc w:val="left"/>
+      <w:pPr>
+        <w:ind w:left="1440" w:hanging="360"/>
+      </w:pPr>
+    </w:lvl>
+    <w:lvl w:ilvl="2" w:tplc="0409001B" w:tentative="1">
+      <w:start w:val="1"/>
+      <w:numFmt w:val="lowerRoman"/>
+      <w:lvlText w:val="%3."/>
+      <w:lvlJc w:val="right"/>
+      <w:pPr>
+        <w:ind w:left="2160" w:hanging="180"/>
+      </w:pPr>
+    </w:lvl>
+    <w:lvl w:ilvl="3" w:tplc="0409000F" w:tentative="1">
+      <w:start w:val="1"/>
+      <w:numFmt w:val="decimal"/>
+      <w:lvlText w:val="%4."/>
+      <w:lvlJc w:val="left"/>
+      <w:pPr>
+        <w:ind w:left="2880" w:hanging="360"/>
+      </w:pPr>
+    </w:lvl>
+    <w:lvl w:ilvl="4" w:tplc="04090019" w:tentative="1">
+      <w:start w:val="1"/>
+      <w:numFmt w:val="lowerLetter"/>
+      <w:lvlText w:val="%5."/>
+      <w:lvlJc w:val="left"/>
+      <w:pPr>
+        <w:ind w:left="3600" w:hanging="360"/>
+      </w:pPr>
+    </w:lvl>
+    <w:lvl w:ilvl="5" w:tplc="0409001B" w:tentative="1">
+      <w:start w:val="1"/>
+      <w:numFmt w:val="lowerRoman"/>
+      <w:lvlText w:val="%6."/>
+      <w:lvlJc w:val="right"/>
+      <w:pPr>
+        <w:ind w:left="4320" w:hanging="180"/>
+      </w:pPr>
+    </w:lvl>
+    <w:lvl w:ilvl="6" w:tplc="0409000F" w:tentative="1">
+      <w:start w:val="1"/>
+      <w:numFmt w:val="decimal"/>
+      <w:lvlText w:val="%7."/>
+      <w:lvlJc w:val="left"/>
+      <w:pPr>
+        <w:ind w:left="5040" w:hanging="360"/>
+      </w:pPr>
+    </w:lvl>
+    <w:lvl w:ilvl="7" w:tplc="04090019" w:tentative="1">
+      <w:start w:val="1"/>
+      <w:numFmt w:val="lowerLetter"/>
+      <w:lvlText w:val="%8."/>
+      <w:lvlJc w:val="left"/>
+      <w:pPr>
+        <w:ind w:left="5760" w:hanging="360"/>
+      </w:pPr>
+    </w:lvl>
+    <w:lvl w:ilvl="8" w:tplc="0409001B" w:tentative="1">
+      <w:start w:val="1"/>
+      <w:numFmt w:val="lowerRoman"/>
+      <w:lvlText w:val="%9."/>
+      <w:lvlJc w:val="right"/>
+      <w:pPr>
+        <w:ind w:left="6480" w:hanging="180"/>
+      </w:pPr>
+    </w:lvl>
+  </w:abstractNum>
+  <w:abstractNum w:abstractNumId="2" w15:restartNumberingAfterBreak="0">
+    <w:nsid w:val="390B0EC4"/>
+    <w:multiLevelType w:val="hybridMultilevel"/>
+    <w:tmpl w:val="423C84FE"/>
+    <w:lvl w:ilvl="0" w:tplc="EF843972">
+      <w:start w:val="1"/>
+      <w:numFmt w:val="decimal"/>
+      <w:lvlText w:val="%1-"/>
+      <w:lvlJc w:val="left"/>
+      <w:pPr>
+        <w:ind w:left="720" w:hanging="360"/>
+      </w:pPr>
+      <w:rPr>
+        <w:rFonts w:hint="default"/>
+      </w:rPr>
+    </w:lvl>
+    <w:lvl w:ilvl="1" w:tplc="04090019" w:tentative="1">
+      <w:start w:val="1"/>
+      <w:numFmt w:val="lowerLetter"/>
+      <w:lvlText w:val="%2."/>
+      <w:lvlJc w:val="left"/>
+      <w:pPr>
+        <w:ind w:left="1440" w:hanging="360"/>
+      </w:pPr>
+    </w:lvl>
+    <w:lvl w:ilvl="2" w:tplc="0409001B" w:tentative="1">
+      <w:start w:val="1"/>
+      <w:numFmt w:val="lowerRoman"/>
+      <w:lvlText w:val="%3."/>
+      <w:lvlJc w:val="right"/>
+      <w:pPr>
+        <w:ind w:left="2160" w:hanging="180"/>
+      </w:pPr>
+    </w:lvl>
+    <w:lvl w:ilvl="3" w:tplc="0409000F" w:tentative="1">
+      <w:start w:val="1"/>
+      <w:numFmt w:val="decimal"/>
+      <w:lvlText w:val="%4."/>
+      <w:lvlJc w:val="left"/>
+      <w:pPr>
+        <w:ind w:left="2880" w:hanging="360"/>
+      </w:pPr>
+    </w:lvl>
+    <w:lvl w:ilvl="4" w:tplc="04090019" w:tentative="1">
+      <w:start w:val="1"/>
+      <w:numFmt w:val="lowerLetter"/>
+      <w:lvlText w:val="%5."/>
+      <w:lvlJc w:val="left"/>
+      <w:pPr>
+        <w:ind w:left="3600" w:hanging="360"/>
+      </w:pPr>
+    </w:lvl>
+    <w:lvl w:ilvl="5" w:tplc="0409001B" w:tentative="1">
+      <w:start w:val="1"/>
+      <w:numFmt w:val="lowerRoman"/>
+      <w:lvlText w:val="%6."/>
+      <w:lvlJc w:val="right"/>
+      <w:pPr>
+        <w:ind w:left="4320" w:hanging="180"/>
+      </w:pPr>
+    </w:lvl>
+    <w:lvl w:ilvl="6" w:tplc="0409000F" w:tentative="1">
+      <w:start w:val="1"/>
+      <w:numFmt w:val="decimal"/>
+      <w:lvlText w:val="%7."/>
+      <w:lvlJc w:val="left"/>
+      <w:pPr>
+        <w:ind w:left="5040" w:hanging="360"/>
+      </w:pPr>
+    </w:lvl>
+    <w:lvl w:ilvl="7" w:tplc="04090019" w:tentative="1">
+      <w:start w:val="1"/>
+      <w:numFmt w:val="lowerLetter"/>
+      <w:lvlText w:val="%8."/>
+      <w:lvlJc w:val="left"/>
+      <w:pPr>
+        <w:ind w:left="5760" w:hanging="360"/>
+      </w:pPr>
+    </w:lvl>
+    <w:lvl w:ilvl="8" w:tplc="0409001B" w:tentative="1">
+      <w:start w:val="1"/>
+      <w:numFmt w:val="lowerRoman"/>
+      <w:lvlText w:val="%9."/>
+      <w:lvlJc w:val="right"/>
+      <w:pPr>
+        <w:ind w:left="6480" w:hanging="180"/>
+      </w:pPr>
+    </w:lvl>
+  </w:abstractNum>
+  <w:abstractNum w:abstractNumId="3" w15:restartNumberingAfterBreak="0">
     <w:nsid w:val="429A42A7"/>
     <w:multiLevelType w:val="hybridMultilevel"/>
     <w:tmpl w:val="C128A91C"/>
@@ -2438,11 +6908,11 @@
       </w:rPr>
     </w:lvl>
   </w:abstractNum>
-  <w:abstractNum w:abstractNumId="2" w15:restartNumberingAfterBreak="0">
-    <w:nsid w:val="653F7898"/>
+  <w:abstractNum w:abstractNumId="4" w15:restartNumberingAfterBreak="0">
+    <w:nsid w:val="4E973CA6"/>
     <w:multiLevelType w:val="hybridMultilevel"/>
-    <w:tmpl w:val="8E94310E"/>
-    <w:lvl w:ilvl="0" w:tplc="A55A0F62">
+    <w:tmpl w:val="E084A6A0"/>
+    <w:lvl w:ilvl="0" w:tplc="9B963E48">
       <w:start w:val="1"/>
       <w:numFmt w:val="decimal"/>
       <w:lvlText w:val="%1-"/>
@@ -2527,7 +6997,96 @@
       </w:pPr>
     </w:lvl>
   </w:abstractNum>
-  <w:abstractNum w:abstractNumId="3" w15:restartNumberingAfterBreak="0">
+  <w:abstractNum w:abstractNumId="5" w15:restartNumberingAfterBreak="0">
+    <w:nsid w:val="653F7898"/>
+    <w:multiLevelType w:val="hybridMultilevel"/>
+    <w:tmpl w:val="8E94310E"/>
+    <w:lvl w:ilvl="0" w:tplc="A55A0F62">
+      <w:start w:val="1"/>
+      <w:numFmt w:val="decimal"/>
+      <w:lvlText w:val="%1-"/>
+      <w:lvlJc w:val="left"/>
+      <w:pPr>
+        <w:ind w:left="720" w:hanging="360"/>
+      </w:pPr>
+      <w:rPr>
+        <w:rFonts w:hint="default"/>
+      </w:rPr>
+    </w:lvl>
+    <w:lvl w:ilvl="1" w:tplc="04090019" w:tentative="1">
+      <w:start w:val="1"/>
+      <w:numFmt w:val="lowerLetter"/>
+      <w:lvlText w:val="%2."/>
+      <w:lvlJc w:val="left"/>
+      <w:pPr>
+        <w:ind w:left="1440" w:hanging="360"/>
+      </w:pPr>
+    </w:lvl>
+    <w:lvl w:ilvl="2" w:tplc="0409001B" w:tentative="1">
+      <w:start w:val="1"/>
+      <w:numFmt w:val="lowerRoman"/>
+      <w:lvlText w:val="%3."/>
+      <w:lvlJc w:val="right"/>
+      <w:pPr>
+        <w:ind w:left="2160" w:hanging="180"/>
+      </w:pPr>
+    </w:lvl>
+    <w:lvl w:ilvl="3" w:tplc="0409000F" w:tentative="1">
+      <w:start w:val="1"/>
+      <w:numFmt w:val="decimal"/>
+      <w:lvlText w:val="%4."/>
+      <w:lvlJc w:val="left"/>
+      <w:pPr>
+        <w:ind w:left="2880" w:hanging="360"/>
+      </w:pPr>
+    </w:lvl>
+    <w:lvl w:ilvl="4" w:tplc="04090019" w:tentative="1">
+      <w:start w:val="1"/>
+      <w:numFmt w:val="lowerLetter"/>
+      <w:lvlText w:val="%5."/>
+      <w:lvlJc w:val="left"/>
+      <w:pPr>
+        <w:ind w:left="3600" w:hanging="360"/>
+      </w:pPr>
+    </w:lvl>
+    <w:lvl w:ilvl="5" w:tplc="0409001B" w:tentative="1">
+      <w:start w:val="1"/>
+      <w:numFmt w:val="lowerRoman"/>
+      <w:lvlText w:val="%6."/>
+      <w:lvlJc w:val="right"/>
+      <w:pPr>
+        <w:ind w:left="4320" w:hanging="180"/>
+      </w:pPr>
+    </w:lvl>
+    <w:lvl w:ilvl="6" w:tplc="0409000F" w:tentative="1">
+      <w:start w:val="1"/>
+      <w:numFmt w:val="decimal"/>
+      <w:lvlText w:val="%7."/>
+      <w:lvlJc w:val="left"/>
+      <w:pPr>
+        <w:ind w:left="5040" w:hanging="360"/>
+      </w:pPr>
+    </w:lvl>
+    <w:lvl w:ilvl="7" w:tplc="04090019" w:tentative="1">
+      <w:start w:val="1"/>
+      <w:numFmt w:val="lowerLetter"/>
+      <w:lvlText w:val="%8."/>
+      <w:lvlJc w:val="left"/>
+      <w:pPr>
+        <w:ind w:left="5760" w:hanging="360"/>
+      </w:pPr>
+    </w:lvl>
+    <w:lvl w:ilvl="8" w:tplc="0409001B" w:tentative="1">
+      <w:start w:val="1"/>
+      <w:numFmt w:val="lowerRoman"/>
+      <w:lvlText w:val="%9."/>
+      <w:lvlJc w:val="right"/>
+      <w:pPr>
+        <w:ind w:left="6480" w:hanging="180"/>
+      </w:pPr>
+    </w:lvl>
+  </w:abstractNum>
+  <w:abstractNum w:abstractNumId="6" w15:restartNumberingAfterBreak="0">
     <w:nsid w:val="692B7576"/>
     <w:multiLevelType w:val="hybridMultilevel"/>
     <w:tmpl w:val="3C6C48C8"/>
@@ -2616,11 +7175,11 @@
       </w:pPr>
     </w:lvl>
   </w:abstractNum>
-  <w:abstractNum w:abstractNumId="4" w15:restartNumberingAfterBreak="0">
-    <w:nsid w:val="7D91010D"/>
+  <w:abstractNum w:abstractNumId="7" w15:restartNumberingAfterBreak="0">
+    <w:nsid w:val="76044300"/>
     <w:multiLevelType w:val="hybridMultilevel"/>
-    <w:tmpl w:val="A71E959C"/>
-    <w:lvl w:ilvl="0" w:tplc="665C3856">
+    <w:tmpl w:val="908606B6"/>
+    <w:lvl w:ilvl="0" w:tplc="CB482ED2">
       <w:start w:val="1"/>
       <w:numFmt w:val="decimal"/>
       <w:lvlText w:val="%1-"/>
@@ -2705,20 +7264,121 @@
       </w:pPr>
     </w:lvl>
   </w:abstractNum>
+  <w:abstractNum w:abstractNumId="8" w15:restartNumberingAfterBreak="0">
+    <w:nsid w:val="7D91010D"/>
+    <w:multiLevelType w:val="hybridMultilevel"/>
+    <w:tmpl w:val="A71E959C"/>
+    <w:lvl w:ilvl="0" w:tplc="665C3856">
+      <w:start w:val="1"/>
+      <w:numFmt w:val="decimal"/>
+      <w:lvlText w:val="%1-"/>
+      <w:lvlJc w:val="left"/>
+      <w:pPr>
+        <w:ind w:left="720" w:hanging="360"/>
+      </w:pPr>
+      <w:rPr>
+        <w:rFonts w:hint="default"/>
+      </w:rPr>
+    </w:lvl>
+    <w:lvl w:ilvl="1" w:tplc="04090019" w:tentative="1">
+      <w:start w:val="1"/>
+      <w:numFmt w:val="lowerLetter"/>
+      <w:lvlText w:val="%2."/>
+      <w:lvlJc w:val="left"/>
+      <w:pPr>
+        <w:ind w:left="1440" w:hanging="360"/>
+      </w:pPr>
+    </w:lvl>
+    <w:lvl w:ilvl="2" w:tplc="0409001B" w:tentative="1">
+      <w:start w:val="1"/>
+      <w:numFmt w:val="lowerRoman"/>
+      <w:lvlText w:val="%3."/>
+      <w:lvlJc w:val="right"/>
+      <w:pPr>
+        <w:ind w:left="2160" w:hanging="180"/>
+      </w:pPr>
+    </w:lvl>
+    <w:lvl w:ilvl="3" w:tplc="0409000F" w:tentative="1">
+      <w:start w:val="1"/>
+      <w:numFmt w:val="decimal"/>
+      <w:lvlText w:val="%4."/>
+      <w:lvlJc w:val="left"/>
+      <w:pPr>
+        <w:ind w:left="2880" w:hanging="360"/>
+      </w:pPr>
+    </w:lvl>
+    <w:lvl w:ilvl="4" w:tplc="04090019" w:tentative="1">
+      <w:start w:val="1"/>
+      <w:numFmt w:val="lowerLetter"/>
+      <w:lvlText w:val="%5."/>
+      <w:lvlJc w:val="left"/>
+      <w:pPr>
+        <w:ind w:left="3600" w:hanging="360"/>
+      </w:pPr>
+    </w:lvl>
+    <w:lvl w:ilvl="5" w:tplc="0409001B" w:tentative="1">
+      <w:start w:val="1"/>
+      <w:numFmt w:val="lowerRoman"/>
+      <w:lvlText w:val="%6."/>
+      <w:lvlJc w:val="right"/>
+      <w:pPr>
+        <w:ind w:left="4320" w:hanging="180"/>
+      </w:pPr>
+    </w:lvl>
+    <w:lvl w:ilvl="6" w:tplc="0409000F" w:tentative="1">
+      <w:start w:val="1"/>
+      <w:numFmt w:val="decimal"/>
+      <w:lvlText w:val="%7."/>
+      <w:lvlJc w:val="left"/>
+      <w:pPr>
+        <w:ind w:left="5040" w:hanging="360"/>
+      </w:pPr>
+    </w:lvl>
+    <w:lvl w:ilvl="7" w:tplc="04090019" w:tentative="1">
+      <w:start w:val="1"/>
+      <w:numFmt w:val="lowerLetter"/>
+      <w:lvlText w:val="%8."/>
+      <w:lvlJc w:val="left"/>
+      <w:pPr>
+        <w:ind w:left="5760" w:hanging="360"/>
+      </w:pPr>
+    </w:lvl>
+    <w:lvl w:ilvl="8" w:tplc="0409001B" w:tentative="1">
+      <w:start w:val="1"/>
+      <w:numFmt w:val="lowerRoman"/>
+      <w:lvlText w:val="%9."/>
+      <w:lvlJc w:val="right"/>
+      <w:pPr>
+        <w:ind w:left="6480" w:hanging="180"/>
+      </w:pPr>
+    </w:lvl>
+  </w:abstractNum>
   <w:num w:numId="1" w16cid:durableId="1488782943">
+    <w:abstractNumId w:val="3"/>
+  </w:num>
+  <w:num w:numId="2" w16cid:durableId="362707733">
+    <w:abstractNumId w:val="8"/>
+  </w:num>
+  <w:num w:numId="3" w16cid:durableId="1999141124">
+    <w:abstractNumId w:val="5"/>
+  </w:num>
+  <w:num w:numId="4" w16cid:durableId="1572539582">
+    <w:abstractNumId w:val="2"/>
+  </w:num>
+  <w:num w:numId="5" w16cid:durableId="2031834696">
+    <w:abstractNumId w:val="6"/>
+  </w:num>
+  <w:num w:numId="6" w16cid:durableId="895974366">
+    <w:abstractNumId w:val="4"/>
+  </w:num>
+  <w:num w:numId="7" w16cid:durableId="1240024166">
+    <w:abstractNumId w:val="0"/>
+  </w:num>
+  <w:num w:numId="8" w16cid:durableId="930352272">
     <w:abstractNumId w:val="1"/>
   </w:num>
-  <w:num w:numId="2" w16cid:durableId="362707733">
-    <w:abstractNumId w:val="4"/>
-  </w:num>
-  <w:num w:numId="3" w16cid:durableId="1999141124">
-    <w:abstractNumId w:val="2"/>
-  </w:num>
-  <w:num w:numId="4" w16cid:durableId="1572539582">
-    <w:abstractNumId w:val="0"/>
-  </w:num>
-  <w:num w:numId="5" w16cid:durableId="2031834696">
-    <w:abstractNumId w:val="3"/>
+  <w:num w:numId="9" w16cid:durableId="1848405091">
+    <w:abstractNumId w:val="7"/>
   </w:num>
 </w:numbering>
 </file>
